--- a/fra/docx/53.content.docx
+++ b/fra/docx/53.content.docx
@@ -3808,6 +3808,102 @@
         <w:rPr>
           <w:lang w:val="fr_FR" w:bidi="fr_FR"/>
         </w:rPr>
+        <w:t>2 Thessaloniciens 1.8 (#4)</w:t>
+      </w:r>
+      <w:r>
+        <w:rPr>
+          <w:lang w:val="fr_FR" w:bidi="fr_FR"/>
+        </w:rPr>
+      </w:r>
+    </w:p>
+    <w:p>
+      <w:pPr/>
+      <w:r>
+        <w:rPr>
+          <w:lang w:val="fr_FR" w:bidi="fr_FR"/>
+        </w:rPr>
+      </w:r>
+      <w:r>
+        <w:rPr>
+          <w:b/>
+          <w:lang w:val="fr_FR" w:bidi="fr_FR"/>
+        </w:rPr>
+        <w:t>« n’obéissent pas à l’Évangile »</w:t>
+      </w:r>
+    </w:p>
+    <w:p>
+      <w:pPr/>
+      <w:r>
+        <w:rPr>
+          <w:lang w:val="fr_FR" w:bidi="fr_FR"/>
+        </w:rPr>
+      </w:r>
+      <w:r>
+        <w:rPr>
+          <w:lang w:val="fr_FR" w:bidi="fr_FR"/>
+        </w:rPr>
+        <w:t xml:space="preserve">L'expression </w:t>
+      </w:r>
+      <w:r>
+        <w:rPr>
+          <w:b/>
+          <w:lang w:val="fr_FR" w:bidi="fr_FR"/>
+        </w:rPr>
+        <w:t xml:space="preserve">ceux qui n’obéissent pas à l’Évangile </w:t>
+      </w:r>
+      <w:r>
+        <w:rPr>
+          <w:lang w:val="fr_FR" w:bidi="fr_FR"/>
+        </w:rPr>
+        <w:t xml:space="preserve">désigne des gens qui rejettent l'Évangile. En effet, ils vivent dans la désobéissance à Dieu et au message qu'il donne dans l'Évangile. De telles personnes ne se soumettent pas à la volonté de Dieu. </w:t>
+      </w:r>
+    </w:p>
+    <w:p>
+      <w:pPr/>
+      <w:r>
+        <w:rPr>
+          <w:lang w:val="fr_FR" w:bidi="fr_FR"/>
+        </w:rPr>
+      </w:r>
+      <w:r>
+        <w:rPr>
+          <w:lang w:val="fr_FR" w:bidi="fr_FR"/>
+        </w:rPr>
+        <w:t xml:space="preserve">Voir : </w:t>
+      </w:r>
+      <w:r>
+        <w:rPr>
+          <w:lang w:val="fr_FR" w:bidi="fr_FR"/>
+        </w:rPr>
+        <w:t>Expressions idiomatiques</w:t>
+      </w:r>
+      <w:r>
+        <w:rPr>
+          <w:lang w:val="fr_FR" w:bidi="fr_FR"/>
+        </w:rPr>
+      </w:r>
+      <w:r>
+        <w:rPr>
+          <w:lang w:val="fr_FR" w:bidi="fr_FR"/>
+        </w:rPr>
+      </w:r>
+    </w:p>
+    <w:p>
+      <w:pPr/>
+      <w:r>
+        <w:rPr>
+          <w:lang w:val="fr_FR" w:bidi="fr_FR"/>
+        </w:rPr>
+      </w:r>
+    </w:p>
+    <w:p>
+      <w:pPr>
+        <w:pStyle w:val="Heading2"/>
+      </w:pPr>
+      <w:r>
+        <w:rPr>
+          <w:lang w:val="fr_FR" w:bidi="fr_FR"/>
+        </w:rPr>
         <w:t>2 Thessaloniciens 1.9 (#2)</w:t>
       </w:r>
       <w:r>
@@ -5796,6 +5892,198 @@
         <w:rPr>
           <w:lang w:val="fr_FR" w:bidi="fr_FR"/>
         </w:rPr>
+        <w:t>2 Thessaloniciens 2.1 (#2)</w:t>
+      </w:r>
+      <w:r>
+        <w:rPr>
+          <w:lang w:val="fr_FR" w:bidi="fr_FR"/>
+        </w:rPr>
+      </w:r>
+    </w:p>
+    <w:p>
+      <w:pPr/>
+      <w:r>
+        <w:rPr>
+          <w:lang w:val="fr_FR" w:bidi="fr_FR"/>
+        </w:rPr>
+      </w:r>
+      <w:r>
+        <w:rPr>
+          <w:b/>
+          <w:lang w:val="fr_FR" w:bidi="fr_FR"/>
+        </w:rPr>
+        <w:t>« - Pour ce qui concerne »</w:t>
+      </w:r>
+    </w:p>
+    <w:p>
+      <w:pPr/>
+      <w:r>
+        <w:rPr>
+          <w:lang w:val="fr_FR" w:bidi="fr_FR"/>
+        </w:rPr>
+      </w:r>
+      <w:r>
+        <w:rPr>
+          <w:lang w:val="fr_FR" w:bidi="fr_FR"/>
+        </w:rPr>
+        <w:t>Dans le texte grec, un mot est utilisé ici qui sert à indiquer un changement de sujet. Ce mot est absent du texte de la LSG. Si c’est utile dans votre langue, vous pouvez inclure un mot, une expression ou une formulation qui sert à indiquer un changement de sujet. Ou alors, si votre langue n’en a pas besoin, vous pouvez choisir de ne pas en utiliser, comme dans la LSG. Traduction alternative : « Mais pour ce qui concerne », « Or, en ce qui concerne » ou « Et en ce qui concerne ».</w:t>
+      </w:r>
+    </w:p>
+    <w:p>
+      <w:pPr/>
+      <w:r>
+        <w:rPr>
+          <w:lang w:val="fr_FR" w:bidi="fr_FR"/>
+        </w:rPr>
+      </w:r>
+      <w:r>
+        <w:rPr>
+          <w:lang w:val="fr_FR" w:bidi="fr_FR"/>
+        </w:rPr>
+        <w:t xml:space="preserve">Voir : </w:t>
+      </w:r>
+      <w:r>
+        <w:rPr>
+          <w:lang w:val="fr_FR" w:bidi="fr_FR"/>
+        </w:rPr>
+        <w:t>Mots et expressions de liaison</w:t>
+      </w:r>
+      <w:r>
+        <w:rPr>
+          <w:lang w:val="fr_FR" w:bidi="fr_FR"/>
+        </w:rPr>
+      </w:r>
+      <w:r>
+        <w:rPr>
+          <w:lang w:val="fr_FR" w:bidi="fr_FR"/>
+        </w:rPr>
+      </w:r>
+    </w:p>
+    <w:p>
+      <w:pPr/>
+      <w:r>
+        <w:rPr>
+          <w:lang w:val="fr_FR" w:bidi="fr_FR"/>
+        </w:rPr>
+      </w:r>
+    </w:p>
+    <w:p>
+      <w:pPr>
+        <w:pStyle w:val="Heading2"/>
+      </w:pPr>
+      <w:r>
+        <w:rPr>
+          <w:lang w:val="fr_FR" w:bidi="fr_FR"/>
+        </w:rPr>
+        <w:t>2 Thessaloniciens 2.1 (#4)</w:t>
+      </w:r>
+      <w:r>
+        <w:rPr>
+          <w:lang w:val="fr_FR" w:bidi="fr_FR"/>
+        </w:rPr>
+      </w:r>
+    </w:p>
+    <w:p>
+      <w:pPr/>
+      <w:r>
+        <w:rPr>
+          <w:lang w:val="fr_FR" w:bidi="fr_FR"/>
+        </w:rPr>
+      </w:r>
+      <w:r>
+        <w:rPr>
+          <w:b/>
+          <w:lang w:val="fr_FR" w:bidi="fr_FR"/>
+        </w:rPr>
+        <w:t>« Pour ce qui concerne l’avènement de notre Seigneur Jésus-Christ et notre réunion avec lui »</w:t>
+      </w:r>
+    </w:p>
+    <w:p>
+      <w:pPr/>
+      <w:r>
+        <w:rPr>
+          <w:lang w:val="fr_FR" w:bidi="fr_FR"/>
+        </w:rPr>
+      </w:r>
+      <w:r>
+        <w:rPr>
+          <w:lang w:val="fr_FR" w:bidi="fr_FR"/>
+        </w:rPr>
+        <w:t xml:space="preserve">Si c'est préférable dans votre langue, vous pouvez utiliser des verbes pour décrire </w:t>
+      </w:r>
+      <w:r>
+        <w:rPr>
+          <w:b/>
+          <w:lang w:val="fr_FR" w:bidi="fr_FR"/>
+        </w:rPr>
+        <w:t xml:space="preserve">l’avènement </w:t>
+      </w:r>
+      <w:r>
+        <w:rPr>
+          <w:lang w:val="fr_FR" w:bidi="fr_FR"/>
+        </w:rPr>
+        <w:t xml:space="preserve">et la </w:t>
+      </w:r>
+      <w:r>
+        <w:rPr>
+          <w:b/>
+          <w:lang w:val="fr_FR" w:bidi="fr_FR"/>
+        </w:rPr>
+        <w:t>réunion</w:t>
+      </w:r>
+      <w:r>
+        <w:rPr>
+          <w:lang w:val="fr_FR" w:bidi="fr_FR"/>
+        </w:rPr>
+        <w:t>. Traduction alternative : « Pour ce qui concerne le moment où notre Seigneur Jésus-Christ viendra et nous rassemblera à lui ».</w:t>
+      </w:r>
+    </w:p>
+    <w:p>
+      <w:pPr/>
+      <w:r>
+        <w:rPr>
+          <w:lang w:val="fr_FR" w:bidi="fr_FR"/>
+        </w:rPr>
+      </w:r>
+      <w:r>
+        <w:rPr>
+          <w:lang w:val="fr_FR" w:bidi="fr_FR"/>
+        </w:rPr>
+        <w:t xml:space="preserve">Voir : </w:t>
+      </w:r>
+      <w:r>
+        <w:rPr>
+          <w:lang w:val="fr_FR" w:bidi="fr_FR"/>
+        </w:rPr>
+        <w:t>Actif ou passif</w:t>
+      </w:r>
+      <w:r>
+        <w:rPr>
+          <w:lang w:val="fr_FR" w:bidi="fr_FR"/>
+        </w:rPr>
+      </w:r>
+      <w:r>
+        <w:rPr>
+          <w:lang w:val="fr_FR" w:bidi="fr_FR"/>
+        </w:rPr>
+      </w:r>
+    </w:p>
+    <w:p>
+      <w:pPr/>
+      <w:r>
+        <w:rPr>
+          <w:lang w:val="fr_FR" w:bidi="fr_FR"/>
+        </w:rPr>
+      </w:r>
+    </w:p>
+    <w:p>
+      <w:pPr>
+        <w:pStyle w:val="Heading2"/>
+      </w:pPr>
+      <w:r>
+        <w:rPr>
+          <w:lang w:val="fr_FR" w:bidi="fr_FR"/>
+        </w:rPr>
         <w:t>2 Thessaloniciens 2.2 (#6)</w:t>
       </w:r>
       <w:r>
@@ -5866,6 +6154,554 @@
         <w:rPr>
           <w:lang w:val="fr_FR" w:bidi="fr_FR"/>
         </w:rPr>
+        <w:t>2 Thessaloniciens 2.2 (#1)</w:t>
+      </w:r>
+      <w:r>
+        <w:rPr>
+          <w:lang w:val="fr_FR" w:bidi="fr_FR"/>
+        </w:rPr>
+      </w:r>
+    </w:p>
+    <w:p>
+      <w:pPr/>
+      <w:r>
+        <w:rPr>
+          <w:lang w:val="fr_FR" w:bidi="fr_FR"/>
+        </w:rPr>
+      </w:r>
+      <w:r>
+        <w:rPr>
+          <w:b/>
+          <w:lang w:val="fr_FR" w:bidi="fr_FR"/>
+        </w:rPr>
+        <w:t>« de ne pas vous laisser facilement ébranler dans votre bon sens »</w:t>
+      </w:r>
+    </w:p>
+    <w:p>
+      <w:pPr/>
+      <w:r>
+        <w:rPr>
+          <w:lang w:val="fr_FR" w:bidi="fr_FR"/>
+        </w:rPr>
+      </w:r>
+      <w:r>
+        <w:rPr>
+          <w:lang w:val="fr_FR" w:bidi="fr_FR"/>
+        </w:rPr>
+        <w:t xml:space="preserve">Cette partie de la phrase utilise la négation </w:t>
+      </w:r>
+      <w:r>
+        <w:rPr>
+          <w:b/>
+          <w:lang w:val="fr_FR" w:bidi="fr_FR"/>
+        </w:rPr>
+        <w:t>ne pas</w:t>
+      </w:r>
+      <w:r>
+        <w:rPr>
+          <w:lang w:val="fr_FR" w:bidi="fr_FR"/>
+        </w:rPr>
+        <w:t xml:space="preserve"> avec une idée négative </w:t>
+      </w:r>
+      <w:r>
+        <w:rPr>
+          <w:b/>
+          <w:lang w:val="fr_FR" w:bidi="fr_FR"/>
+        </w:rPr>
+        <w:t>se laisser ébranler</w:t>
+      </w:r>
+      <w:r>
+        <w:rPr>
+          <w:lang w:val="fr_FR" w:bidi="fr_FR"/>
+        </w:rPr>
+        <w:t>. Si nécessaire dans votre langue, vous pouvez traduire la même idée de façon positive. Traduction alternative : « restez bien fermes dans votre bon sens ».</w:t>
+      </w:r>
+    </w:p>
+    <w:p>
+      <w:pPr/>
+      <w:r>
+        <w:rPr>
+          <w:lang w:val="fr_FR" w:bidi="fr_FR"/>
+        </w:rPr>
+      </w:r>
+      <w:r>
+        <w:rPr>
+          <w:lang w:val="fr_FR" w:bidi="fr_FR"/>
+        </w:rPr>
+        <w:t xml:space="preserve">Voir : </w:t>
+      </w:r>
+      <w:r>
+        <w:rPr>
+          <w:lang w:val="fr_FR" w:bidi="fr_FR"/>
+        </w:rPr>
+        <w:t>Doubles négations</w:t>
+      </w:r>
+      <w:r>
+        <w:rPr>
+          <w:lang w:val="fr_FR" w:bidi="fr_FR"/>
+        </w:rPr>
+      </w:r>
+      <w:r>
+        <w:rPr>
+          <w:lang w:val="fr_FR" w:bidi="fr_FR"/>
+        </w:rPr>
+      </w:r>
+    </w:p>
+    <w:p>
+      <w:pPr/>
+      <w:r>
+        <w:rPr>
+          <w:lang w:val="fr_FR" w:bidi="fr_FR"/>
+        </w:rPr>
+      </w:r>
+    </w:p>
+    <w:p>
+      <w:pPr>
+        <w:pStyle w:val="Heading2"/>
+      </w:pPr>
+      <w:r>
+        <w:rPr>
+          <w:lang w:val="fr_FR" w:bidi="fr_FR"/>
+        </w:rPr>
+        <w:t>2 Thessaloniciens 2.2 (#2)</w:t>
+      </w:r>
+      <w:r>
+        <w:rPr>
+          <w:lang w:val="fr_FR" w:bidi="fr_FR"/>
+        </w:rPr>
+      </w:r>
+    </w:p>
+    <w:p>
+      <w:pPr/>
+      <w:r>
+        <w:rPr>
+          <w:lang w:val="fr_FR" w:bidi="fr_FR"/>
+        </w:rPr>
+      </w:r>
+      <w:r>
+        <w:rPr>
+          <w:b/>
+          <w:lang w:val="fr_FR" w:bidi="fr_FR"/>
+        </w:rPr>
+        <w:t>« et de ne pas vous laisser troubler »</w:t>
+      </w:r>
+    </w:p>
+    <w:p>
+      <w:pPr/>
+      <w:r>
+        <w:rPr>
+          <w:lang w:val="fr_FR" w:bidi="fr_FR"/>
+        </w:rPr>
+      </w:r>
+      <w:r>
+        <w:rPr>
+          <w:lang w:val="fr_FR" w:bidi="fr_FR"/>
+        </w:rPr>
+        <w:t xml:space="preserve">Le verbe grec traduit par </w:t>
+      </w:r>
+      <w:r>
+        <w:rPr>
+          <w:b/>
+          <w:lang w:val="fr_FR" w:bidi="fr_FR"/>
+        </w:rPr>
+        <w:t>vous laisser troubler</w:t>
+      </w:r>
+      <w:r>
+        <w:rPr>
+          <w:lang w:val="fr_FR" w:bidi="fr_FR"/>
+        </w:rPr>
+        <w:t xml:space="preserve"> peut décrire une réaction de peur ou de déstabilisation dans les pensées ou les émotions. Traduction alternative : « et de ne pas vous laisser inquiéter ».</w:t>
+      </w:r>
+    </w:p>
+    <w:p>
+      <w:pPr/>
+      <w:r>
+        <w:rPr>
+          <w:lang w:val="fr_FR" w:bidi="fr_FR"/>
+        </w:rPr>
+      </w:r>
+      <w:r>
+        <w:rPr>
+          <w:lang w:val="fr_FR" w:bidi="fr_FR"/>
+        </w:rPr>
+        <w:t xml:space="preserve">Voir : </w:t>
+      </w:r>
+      <w:r>
+        <w:rPr>
+          <w:lang w:val="fr_FR" w:bidi="fr_FR"/>
+        </w:rPr>
+        <w:t>Doubles négations</w:t>
+      </w:r>
+      <w:r>
+        <w:rPr>
+          <w:lang w:val="fr_FR" w:bidi="fr_FR"/>
+        </w:rPr>
+      </w:r>
+      <w:r>
+        <w:rPr>
+          <w:lang w:val="fr_FR" w:bidi="fr_FR"/>
+        </w:rPr>
+      </w:r>
+    </w:p>
+    <w:p>
+      <w:pPr/>
+      <w:r>
+        <w:rPr>
+          <w:lang w:val="fr_FR" w:bidi="fr_FR"/>
+        </w:rPr>
+      </w:r>
+    </w:p>
+    <w:p>
+      <w:pPr>
+        <w:pStyle w:val="Heading2"/>
+      </w:pPr>
+      <w:r>
+        <w:rPr>
+          <w:lang w:val="fr_FR" w:bidi="fr_FR"/>
+        </w:rPr>
+        <w:t>2 Thessaloniciens 2.2 (#3)</w:t>
+      </w:r>
+      <w:r>
+        <w:rPr>
+          <w:lang w:val="fr_FR" w:bidi="fr_FR"/>
+        </w:rPr>
+      </w:r>
+    </w:p>
+    <w:p>
+      <w:pPr/>
+      <w:r>
+        <w:rPr>
+          <w:lang w:val="fr_FR" w:bidi="fr_FR"/>
+        </w:rPr>
+      </w:r>
+      <w:r>
+        <w:rPr>
+          <w:b/>
+          <w:lang w:val="fr_FR" w:bidi="fr_FR"/>
+        </w:rPr>
+        <w:t>« soit par quelque inspiration, soit par quelque parole, ou par quelque lettre qu’on dirait venir de nous »</w:t>
+      </w:r>
+    </w:p>
+    <w:p>
+      <w:pPr/>
+      <w:r>
+        <w:rPr>
+          <w:lang w:val="fr_FR" w:bidi="fr_FR"/>
+        </w:rPr>
+      </w:r>
+      <w:r>
+        <w:rPr>
+          <w:lang w:val="fr_FR" w:bidi="fr_FR"/>
+        </w:rPr>
+        <w:t>Cette partie de la phrase sous-entend des actions sans les mentionner explicitement. Si nécessaire, vous pouvez inclure les mots qu'il faudrait ajouter pour que la phrase soit complète dans votre langue. Traduction alternative : « lorsque vous recevez un message, que ce soit par un esprit, par une parole ou par une lettre écrite qu’on dirait venir de nous ».</w:t>
+      </w:r>
+    </w:p>
+    <w:p>
+      <w:pPr/>
+      <w:r>
+        <w:rPr>
+          <w:lang w:val="fr_FR" w:bidi="fr_FR"/>
+        </w:rPr>
+      </w:r>
+      <w:r>
+        <w:rPr>
+          <w:lang w:val="fr_FR" w:bidi="fr_FR"/>
+        </w:rPr>
+        <w:t xml:space="preserve">Voir : </w:t>
+      </w:r>
+      <w:r>
+        <w:rPr>
+          <w:lang w:val="fr_FR" w:bidi="fr_FR"/>
+        </w:rPr>
+        <w:t>Ellipse</w:t>
+      </w:r>
+      <w:r>
+        <w:rPr>
+          <w:lang w:val="fr_FR" w:bidi="fr_FR"/>
+        </w:rPr>
+      </w:r>
+      <w:r>
+        <w:rPr>
+          <w:lang w:val="fr_FR" w:bidi="fr_FR"/>
+        </w:rPr>
+      </w:r>
+    </w:p>
+    <w:p>
+      <w:pPr/>
+      <w:r>
+        <w:rPr>
+          <w:lang w:val="fr_FR" w:bidi="fr_FR"/>
+        </w:rPr>
+      </w:r>
+    </w:p>
+    <w:p>
+      <w:pPr>
+        <w:pStyle w:val="Heading2"/>
+      </w:pPr>
+      <w:r>
+        <w:rPr>
+          <w:lang w:val="fr_FR" w:bidi="fr_FR"/>
+        </w:rPr>
+        <w:t>2 Thessaloniciens 2.2 (#4)</w:t>
+      </w:r>
+      <w:r>
+        <w:rPr>
+          <w:lang w:val="fr_FR" w:bidi="fr_FR"/>
+        </w:rPr>
+      </w:r>
+    </w:p>
+    <w:p>
+      <w:pPr/>
+      <w:r>
+        <w:rPr>
+          <w:lang w:val="fr_FR" w:bidi="fr_FR"/>
+        </w:rPr>
+      </w:r>
+      <w:r>
+        <w:rPr>
+          <w:b/>
+          <w:lang w:val="fr_FR" w:bidi="fr_FR"/>
+        </w:rPr>
+        <w:t xml:space="preserve">« </w:t>
+      </w:r>
+      <w:r>
+        <w:rPr>
+          <w:b/>
+          <w:lang w:val="fr_FR" w:bidi="fr_FR"/>
+        </w:rPr>
+        <w:t>qu’on dirait venir de nous</w:t>
+      </w:r>
+      <w:r>
+        <w:rPr>
+          <w:b/>
+          <w:lang w:val="fr_FR" w:bidi="fr_FR"/>
+        </w:rPr>
+        <w:t xml:space="preserve"> »</w:t>
+      </w:r>
+    </w:p>
+    <w:p>
+      <w:pPr/>
+      <w:r>
+        <w:rPr>
+          <w:lang w:val="fr_FR" w:bidi="fr_FR"/>
+        </w:rPr>
+      </w:r>
+      <w:r>
+        <w:rPr>
+          <w:lang w:val="fr_FR" w:bidi="fr_FR"/>
+        </w:rPr>
+        <w:t xml:space="preserve">Littéralement en grec : « comme de nous ». </w:t>
+      </w:r>
+    </w:p>
+    <w:p>
+      <w:pPr/>
+      <w:r>
+        <w:rPr>
+          <w:lang w:val="fr_FR" w:bidi="fr_FR"/>
+        </w:rPr>
+      </w:r>
+      <w:r>
+        <w:rPr>
+          <w:lang w:val="fr_FR" w:bidi="fr_FR"/>
+        </w:rPr>
+        <w:t xml:space="preserve">En français, il manque des mots pour que la phrase soit complète et que le sens soit clair. La LSG traduit donc </w:t>
+      </w:r>
+      <w:r>
+        <w:rPr>
+          <w:b/>
+          <w:lang w:val="fr_FR" w:bidi="fr_FR"/>
+        </w:rPr>
+        <w:t>qu'on dirait venir</w:t>
+      </w:r>
+      <w:r>
+        <w:rPr>
+          <w:lang w:val="fr_FR" w:bidi="fr_FR"/>
+        </w:rPr>
+        <w:t xml:space="preserve"> à la place de </w:t>
+      </w:r>
+      <w:r>
+        <w:rPr>
+          <w:i/>
+          <w:lang w:val="fr_FR" w:bidi="fr_FR"/>
+        </w:rPr>
+        <w:t>comme</w:t>
+      </w:r>
+      <w:r>
+        <w:rPr>
+          <w:lang w:val="fr_FR" w:bidi="fr_FR"/>
+        </w:rPr>
+        <w:t>. Si nécessaire dans votre langue, vous pouvez aussi ajouter ces mots pour rendre cette partie de la phrase plus claire. Traduction alternative : « qui semblerait venir de notre part ».</w:t>
+      </w:r>
+    </w:p>
+    <w:p>
+      <w:pPr/>
+      <w:r>
+        <w:rPr>
+          <w:lang w:val="fr_FR" w:bidi="fr_FR"/>
+        </w:rPr>
+      </w:r>
+      <w:r>
+        <w:rPr>
+          <w:lang w:val="fr_FR" w:bidi="fr_FR"/>
+        </w:rPr>
+        <w:t xml:space="preserve">Voir : </w:t>
+      </w:r>
+      <w:r>
+        <w:rPr>
+          <w:lang w:val="fr_FR" w:bidi="fr_FR"/>
+        </w:rPr>
+        <w:t>Ellipse</w:t>
+      </w:r>
+      <w:r>
+        <w:rPr>
+          <w:lang w:val="fr_FR" w:bidi="fr_FR"/>
+        </w:rPr>
+      </w:r>
+      <w:r>
+        <w:rPr>
+          <w:lang w:val="fr_FR" w:bidi="fr_FR"/>
+        </w:rPr>
+      </w:r>
+    </w:p>
+    <w:p>
+      <w:pPr/>
+      <w:r>
+        <w:rPr>
+          <w:lang w:val="fr_FR" w:bidi="fr_FR"/>
+        </w:rPr>
+      </w:r>
+    </w:p>
+    <w:p>
+      <w:pPr>
+        <w:pStyle w:val="Heading2"/>
+      </w:pPr>
+      <w:r>
+        <w:rPr>
+          <w:lang w:val="fr_FR" w:bidi="fr_FR"/>
+        </w:rPr>
+        <w:t>2 Thessaloniciens 2.2 (#5)</w:t>
+      </w:r>
+      <w:r>
+        <w:rPr>
+          <w:lang w:val="fr_FR" w:bidi="fr_FR"/>
+        </w:rPr>
+      </w:r>
+    </w:p>
+    <w:p>
+      <w:pPr/>
+      <w:r>
+        <w:rPr>
+          <w:lang w:val="fr_FR" w:bidi="fr_FR"/>
+        </w:rPr>
+      </w:r>
+      <w:r>
+        <w:rPr>
+          <w:b/>
+          <w:lang w:val="fr_FR" w:bidi="fr_FR"/>
+        </w:rPr>
+        <w:t>« qu’on dirait venir de nous »</w:t>
+      </w:r>
+    </w:p>
+    <w:p>
+      <w:pPr/>
+      <w:r>
+        <w:rPr>
+          <w:lang w:val="fr_FR" w:bidi="fr_FR"/>
+        </w:rPr>
+      </w:r>
+      <w:r>
+        <w:rPr>
+          <w:lang w:val="fr_FR" w:bidi="fr_FR"/>
+        </w:rPr>
+        <w:t xml:space="preserve">Littéralement en grec : « comme de nous ». </w:t>
+      </w:r>
+    </w:p>
+    <w:p>
+      <w:pPr/>
+      <w:r>
+        <w:rPr>
+          <w:lang w:val="fr_FR" w:bidi="fr_FR"/>
+        </w:rPr>
+      </w:r>
+      <w:r>
+        <w:rPr>
+          <w:lang w:val="fr_FR" w:bidi="fr_FR"/>
+        </w:rPr>
+        <w:t xml:space="preserve">En français, il manque des mots pour que la phrase soit complète et que le sens soit clair. La LSG traduit donc </w:t>
+      </w:r>
+      <w:r>
+        <w:rPr>
+          <w:b/>
+          <w:lang w:val="fr_FR" w:bidi="fr_FR"/>
+        </w:rPr>
+        <w:t>qu'on dirait venir</w:t>
+      </w:r>
+      <w:r>
+        <w:rPr>
+          <w:lang w:val="fr_FR" w:bidi="fr_FR"/>
+        </w:rPr>
+        <w:t xml:space="preserve"> à la place de </w:t>
+      </w:r>
+      <w:r>
+        <w:rPr>
+          <w:i/>
+          <w:lang w:val="fr_FR" w:bidi="fr_FR"/>
+        </w:rPr>
+        <w:t>comme</w:t>
+      </w:r>
+      <w:r>
+        <w:rPr>
+          <w:lang w:val="fr_FR" w:bidi="fr_FR"/>
+        </w:rPr>
+        <w:t>. Si nécessaire dans votre langue, vous pouvez aussi ajouter ces mots ou une expression équivalente pour rendre cette partie de la phrase plus claire. Traduction alternative : « qui semblerait venir de notre part ».</w:t>
+      </w:r>
+    </w:p>
+    <w:p>
+      <w:pPr/>
+      <w:r>
+        <w:rPr>
+          <w:lang w:val="fr_FR" w:bidi="fr_FR"/>
+        </w:rPr>
+      </w:r>
+      <w:r>
+        <w:rPr>
+          <w:lang w:val="fr_FR" w:bidi="fr_FR"/>
+        </w:rPr>
+        <w:t xml:space="preserve">Voir : </w:t>
+      </w:r>
+      <w:r>
+        <w:rPr>
+          <w:lang w:val="fr_FR" w:bidi="fr_FR"/>
+        </w:rPr>
+        <w:t>Ellipse</w:t>
+      </w:r>
+      <w:r>
+        <w:rPr>
+          <w:lang w:val="fr_FR" w:bidi="fr_FR"/>
+        </w:rPr>
+      </w:r>
+      <w:r>
+        <w:rPr>
+          <w:lang w:val="fr_FR" w:bidi="fr_FR"/>
+        </w:rPr>
+      </w:r>
+    </w:p>
+    <w:p>
+      <w:pPr/>
+      <w:r>
+        <w:rPr>
+          <w:lang w:val="fr_FR" w:bidi="fr_FR"/>
+        </w:rPr>
+      </w:r>
+    </w:p>
+    <w:p>
+      <w:pPr>
+        <w:pStyle w:val="Heading2"/>
+      </w:pPr>
+      <w:r>
+        <w:rPr>
+          <w:lang w:val="fr_FR" w:bidi="fr_FR"/>
+        </w:rPr>
         <w:t>2 Thessaloniciens 2.3 (#1)</w:t>
       </w:r>
       <w:r>
@@ -6132,6 +6968,122 @@
           <w:lang w:val="fr_FR" w:bidi="fr_FR"/>
         </w:rPr>
         <w:t>Expression idiomatique</w:t>
+      </w:r>
+      <w:r>
+        <w:rPr>
+          <w:lang w:val="fr_FR" w:bidi="fr_FR"/>
+        </w:rPr>
+      </w:r>
+      <w:r>
+        <w:rPr>
+          <w:lang w:val="fr_FR" w:bidi="fr_FR"/>
+        </w:rPr>
+      </w:r>
+    </w:p>
+    <w:p>
+      <w:pPr/>
+      <w:r>
+        <w:rPr>
+          <w:lang w:val="fr_FR" w:bidi="fr_FR"/>
+        </w:rPr>
+      </w:r>
+    </w:p>
+    <w:p>
+      <w:pPr>
+        <w:pStyle w:val="Heading2"/>
+      </w:pPr>
+      <w:r>
+        <w:rPr>
+          <w:lang w:val="fr_FR" w:bidi="fr_FR"/>
+        </w:rPr>
+        <w:t>2 Thessaloniciens 2.3 (#2)</w:t>
+      </w:r>
+      <w:r>
+        <w:rPr>
+          <w:lang w:val="fr_FR" w:bidi="fr_FR"/>
+        </w:rPr>
+      </w:r>
+    </w:p>
+    <w:p>
+      <w:pPr/>
+      <w:r>
+        <w:rPr>
+          <w:lang w:val="fr_FR" w:bidi="fr_FR"/>
+        </w:rPr>
+      </w:r>
+      <w:r>
+        <w:rPr>
+          <w:b/>
+          <w:lang w:val="fr_FR" w:bidi="fr_FR"/>
+        </w:rPr>
+        <w:t>« car il faut que l’apostasie soit arrivée auparavant »</w:t>
+      </w:r>
+    </w:p>
+    <w:p>
+      <w:pPr/>
+      <w:r>
+        <w:rPr>
+          <w:lang w:val="fr_FR" w:bidi="fr_FR"/>
+        </w:rPr>
+      </w:r>
+      <w:r>
+        <w:rPr>
+          <w:lang w:val="fr_FR" w:bidi="fr_FR"/>
+        </w:rPr>
+        <w:t xml:space="preserve">Littéralement en grec : « car à moins </w:t>
+      </w:r>
+      <w:r>
+        <w:rPr>
+          <w:lang w:val="fr_FR" w:bidi="fr_FR"/>
+        </w:rPr>
+        <w:t xml:space="preserve">que ne vienne l'apostosie en premier ». </w:t>
+      </w:r>
+    </w:p>
+    <w:p>
+      <w:pPr/>
+      <w:r>
+        <w:rPr>
+          <w:lang w:val="fr_FR" w:bidi="fr_FR"/>
+        </w:rPr>
+      </w:r>
+      <w:r>
+        <w:rPr>
+          <w:lang w:val="fr_FR" w:bidi="fr_FR"/>
+        </w:rPr>
+        <w:t xml:space="preserve">La formulation du texte grec ne contient pas certains mots qui seraient nécessaires dans certaines langues pour que la phrase soit complète et que le sens soit clair. La LSG reformule donc, en ajoutant </w:t>
+      </w:r>
+      <w:r>
+        <w:rPr>
+          <w:b/>
+          <w:lang w:val="fr_FR" w:bidi="fr_FR"/>
+        </w:rPr>
+        <w:t>il faut</w:t>
+      </w:r>
+      <w:r>
+        <w:rPr>
+          <w:lang w:val="fr_FR" w:bidi="fr_FR"/>
+        </w:rPr>
+        <w:t>. Vous pouvez aussi ajouter les mots nécessaires pour compléter cette partie de la phrase et que le sens soit clair dans votre langue. Traduction alternative : « car le jour du Seigneur n'arrivera pas avant l'apostasie ».</w:t>
+      </w:r>
+    </w:p>
+    <w:p>
+      <w:pPr/>
+      <w:r>
+        <w:rPr>
+          <w:lang w:val="fr_FR" w:bidi="fr_FR"/>
+        </w:rPr>
+      </w:r>
+      <w:r>
+        <w:rPr>
+          <w:lang w:val="fr_FR" w:bidi="fr_FR"/>
+        </w:rPr>
+        <w:t xml:space="preserve">Voir : </w:t>
+      </w:r>
+      <w:r>
+        <w:rPr>
+          <w:lang w:val="fr_FR" w:bidi="fr_FR"/>
+        </w:rPr>
+        <w:t>Ellipse</w:t>
       </w:r>
       <w:r>
         <w:rPr>

--- a/fra/docx/53.content.docx
+++ b/fra/docx/53.content.docx
@@ -210,6 +210,21 @@
           <w:b/>
           <w:lang w:val="fr_FR" w:bidi="fr_FR"/>
         </w:rPr>
+        <w:t>Σιλουανὸς</w:t>
+      </w:r>
+    </w:p>
+    <w:p>
+      <w:pPr/>
+      <w:r>
+        <w:rPr>
+          <w:lang w:val="fr_FR" w:bidi="fr_FR"/>
+        </w:rPr>
+      </w:r>
+      <w:r>
+        <w:rPr>
+          <w:b/>
+          <w:lang w:val="fr_FR" w:bidi="fr_FR"/>
+        </w:rPr>
         <w:t>« Silvain »</w:t>
       </w:r>
     </w:p>
@@ -383,6 +398,21 @@
           <w:b/>
           <w:lang w:val="fr_FR" w:bidi="fr_FR"/>
         </w:rPr>
+        <w:t>Παῦλος, καὶ Σιλουανὸς, καὶ Τιμόθεος</w:t>
+      </w:r>
+    </w:p>
+    <w:p>
+      <w:pPr/>
+      <w:r>
+        <w:rPr>
+          <w:lang w:val="fr_FR" w:bidi="fr_FR"/>
+        </w:rPr>
+      </w:r>
+      <w:r>
+        <w:rPr>
+          <w:b/>
+          <w:lang w:val="fr_FR" w:bidi="fr_FR"/>
+        </w:rPr>
         <w:t>« Paul, Silvain et Timothée »</w:t>
       </w:r>
     </w:p>
@@ -486,6 +516,21 @@
           <w:b/>
           <w:lang w:val="fr_FR" w:bidi="fr_FR"/>
         </w:rPr>
+        <w:t>ἐν Θεῷ Πατρὶ ἡμῶν καὶ Κυρίῳ Ἰησοῦ Χριστῷ</w:t>
+      </w:r>
+    </w:p>
+    <w:p>
+      <w:pPr/>
+      <w:r>
+        <w:rPr>
+          <w:lang w:val="fr_FR" w:bidi="fr_FR"/>
+        </w:rPr>
+      </w:r>
+      <w:r>
+        <w:rPr>
+          <w:b/>
+          <w:lang w:val="fr_FR" w:bidi="fr_FR"/>
+        </w:rPr>
         <w:t>« qui est en Dieu notre Père et en Jésus-Christ le Seigneur »</w:t>
       </w:r>
     </w:p>
@@ -660,6 +705,21 @@
           <w:b/>
           <w:lang w:val="fr_FR" w:bidi="fr_FR"/>
         </w:rPr>
+        <w:t>χάρις ὑμῖν καὶ εἰρήνη ἀπὸ Θεοῦ Πατρὸς καὶ Κυρίου Ἰησοῦ Χριστοῦ</w:t>
+      </w:r>
+    </w:p>
+    <w:p>
+      <w:pPr/>
+      <w:r>
+        <w:rPr>
+          <w:lang w:val="fr_FR" w:bidi="fr_FR"/>
+        </w:rPr>
+      </w:r>
+      <w:r>
+        <w:rPr>
+          <w:b/>
+          <w:lang w:val="fr_FR" w:bidi="fr_FR"/>
+        </w:rPr>
         <w:t>« que la grâce et la paix vous soient données de la part de Dieu notre Père et du Seigneur Jésus-Christ »</w:t>
       </w:r>
     </w:p>
@@ -915,6 +975,21 @@
           <w:b/>
           <w:lang w:val="fr_FR" w:bidi="fr_FR"/>
         </w:rPr>
+        <w:t>εὐχαριστεῖν ὀφείλομεν &amp; πάντοτε</w:t>
+      </w:r>
+    </w:p>
+    <w:p>
+      <w:pPr/>
+      <w:r>
+        <w:rPr>
+          <w:lang w:val="fr_FR" w:bidi="fr_FR"/>
+        </w:rPr>
+      </w:r>
+      <w:r>
+        <w:rPr>
+          <w:b/>
+          <w:lang w:val="fr_FR" w:bidi="fr_FR"/>
+        </w:rPr>
         <w:t>« Nous devons à votre sujet, frères, rendre continuellement grâces à Dieu »</w:t>
       </w:r>
     </w:p>
@@ -1183,6 +1258,21 @@
           <w:b/>
           <w:lang w:val="fr_FR" w:bidi="fr_FR"/>
         </w:rPr>
+        <w:t>ἀδελφοί</w:t>
+      </w:r>
+    </w:p>
+    <w:p>
+      <w:pPr/>
+      <w:r>
+        <w:rPr>
+          <w:lang w:val="fr_FR" w:bidi="fr_FR"/>
+        </w:rPr>
+      </w:r>
+      <w:r>
+        <w:rPr>
+          <w:b/>
+          <w:lang w:val="fr_FR" w:bidi="fr_FR"/>
+        </w:rPr>
         <w:t>« frères »</w:t>
       </w:r>
     </w:p>
@@ -1319,6 +1409,21 @@
           <w:b/>
           <w:lang w:val="fr_FR" w:bidi="fr_FR"/>
         </w:rPr>
+        <w:t>καθὼς ἄξιόν ἐστιν</w:t>
+      </w:r>
+    </w:p>
+    <w:p>
+      <w:pPr/>
+      <w:r>
+        <w:rPr>
+          <w:lang w:val="fr_FR" w:bidi="fr_FR"/>
+        </w:rPr>
+      </w:r>
+      <w:r>
+        <w:rPr>
+          <w:b/>
+          <w:lang w:val="fr_FR" w:bidi="fr_FR"/>
+        </w:rPr>
         <w:t>« comme cela est juste »</w:t>
       </w:r>
     </w:p>
@@ -1402,6 +1507,21 @@
           <w:b/>
           <w:lang w:val="fr_FR" w:bidi="fr_FR"/>
         </w:rPr>
+        <w:t>ὑπεραυξάνει ἡ πίστις ὑμῶν</w:t>
+      </w:r>
+    </w:p>
+    <w:p>
+      <w:pPr/>
+      <w:r>
+        <w:rPr>
+          <w:lang w:val="fr_FR" w:bidi="fr_FR"/>
+        </w:rPr>
+      </w:r>
+      <w:r>
+        <w:rPr>
+          <w:b/>
+          <w:lang w:val="fr_FR" w:bidi="fr_FR"/>
+        </w:rPr>
         <w:t>« votre foi fait de grands progrès »</w:t>
       </w:r>
     </w:p>
@@ -1625,6 +1745,21 @@
           <w:b/>
           <w:lang w:val="fr_FR" w:bidi="fr_FR"/>
         </w:rPr>
+        <w:t>ἀλλήλους</w:t>
+      </w:r>
+    </w:p>
+    <w:p>
+      <w:pPr/>
+      <w:r>
+        <w:rPr>
+          <w:lang w:val="fr_FR" w:bidi="fr_FR"/>
+        </w:rPr>
+      </w:r>
+      <w:r>
+        <w:rPr>
+          <w:b/>
+          <w:lang w:val="fr_FR" w:bidi="fr_FR"/>
+        </w:rPr>
         <w:t>« à l’égard des autres »</w:t>
       </w:r>
     </w:p>
@@ -1708,6 +1843,21 @@
           <w:b/>
           <w:lang w:val="fr_FR" w:bidi="fr_FR"/>
         </w:rPr>
+        <w:t>αὐτοὺς ἡμᾶς</w:t>
+      </w:r>
+    </w:p>
+    <w:p>
+      <w:pPr/>
+      <w:r>
+        <w:rPr>
+          <w:lang w:val="fr_FR" w:bidi="fr_FR"/>
+        </w:rPr>
+      </w:r>
+      <w:r>
+        <w:rPr>
+          <w:b/>
+          <w:lang w:val="fr_FR" w:bidi="fr_FR"/>
+        </w:rPr>
         <w:t>« nous glorifions-nous »</w:t>
       </w:r>
     </w:p>
@@ -1805,6 +1955,21 @@
           <w:b/>
           <w:lang w:val="fr_FR" w:bidi="fr_FR"/>
         </w:rPr>
+        <w:t>τῆς ὑπομονῆς ὑμῶν, καὶ πίστεως</w:t>
+      </w:r>
+    </w:p>
+    <w:p>
+      <w:pPr/>
+      <w:r>
+        <w:rPr>
+          <w:lang w:val="fr_FR" w:bidi="fr_FR"/>
+        </w:rPr>
+      </w:r>
+      <w:r>
+        <w:rPr>
+          <w:b/>
+          <w:lang w:val="fr_FR" w:bidi="fr_FR"/>
+        </w:rPr>
         <w:t>« à cause de votre persévérance et de votre foi »</w:t>
       </w:r>
     </w:p>
@@ -1926,6 +2091,21 @@
           <w:b/>
           <w:lang w:val="fr_FR" w:bidi="fr_FR"/>
         </w:rPr>
+        <w:t>ἐν πᾶσιν τοῖς διωγμοῖς ὑμῶν, καὶ ταῖς θλίψεσιν</w:t>
+      </w:r>
+    </w:p>
+    <w:p>
+      <w:pPr/>
+      <w:r>
+        <w:rPr>
+          <w:lang w:val="fr_FR" w:bidi="fr_FR"/>
+        </w:rPr>
+      </w:r>
+      <w:r>
+        <w:rPr>
+          <w:b/>
+          <w:lang w:val="fr_FR" w:bidi="fr_FR"/>
+        </w:rPr>
         <w:t>« au milieu de toutes vos persécutions et des tribulations »</w:t>
       </w:r>
     </w:p>
@@ -2035,6 +2215,21 @@
           <w:b/>
           <w:lang w:val="fr_FR" w:bidi="fr_FR"/>
         </w:rPr>
+        <w:t>πίστεως ἐν πᾶσιν τοῖς διωγμοῖς ὑμῶν</w:t>
+      </w:r>
+    </w:p>
+    <w:p>
+      <w:pPr/>
+      <w:r>
+        <w:rPr>
+          <w:lang w:val="fr_FR" w:bidi="fr_FR"/>
+        </w:rPr>
+      </w:r>
+      <w:r>
+        <w:rPr>
+          <w:b/>
+          <w:lang w:val="fr_FR" w:bidi="fr_FR"/>
+        </w:rPr>
         <w:t>« foi au milieu de toutes vos persécutions »</w:t>
       </w:r>
     </w:p>
@@ -2164,6 +2359,21 @@
           <w:b/>
           <w:lang w:val="fr_FR" w:bidi="fr_FR"/>
         </w:rPr>
+        <w:t>ἔνδειγμα τῆς δικαίας κρίσεως τοῦ Θεοῦ, εἰς τὸ καταξιωθῆναι ὑμᾶς</w:t>
+      </w:r>
+    </w:p>
+    <w:p>
+      <w:pPr/>
+      <w:r>
+        <w:rPr>
+          <w:lang w:val="fr_FR" w:bidi="fr_FR"/>
+        </w:rPr>
+      </w:r>
+      <w:r>
+        <w:rPr>
+          <w:b/>
+          <w:lang w:val="fr_FR" w:bidi="fr_FR"/>
+        </w:rPr>
         <w:t>« C'est une preuve du juste jugement de Dieu, pour que vous soyez jugés dignes »</w:t>
       </w:r>
     </w:p>
@@ -2335,6 +2545,21 @@
         <w:rPr>
           <w:lang w:val="fr_FR" w:bidi="fr_FR"/>
         </w:rPr>
+      </w:r>
+    </w:p>
+    <w:p>
+      <w:pPr/>
+      <w:r>
+        <w:rPr>
+          <w:lang w:val="fr_FR" w:bidi="fr_FR"/>
+        </w:rPr>
+      </w:r>
+      <w:r>
+        <w:rPr>
+          <w:b/>
+          <w:lang w:val="fr_FR" w:bidi="fr_FR"/>
+        </w:rPr>
+        <w:t>ὑπὲρ ἧς καὶ πάσχετε</w:t>
       </w:r>
     </w:p>
     <w:p>
@@ -2512,6 +2737,21 @@
           <w:b/>
           <w:lang w:val="fr_FR" w:bidi="fr_FR"/>
         </w:rPr>
+        <w:t>εἴπερ δίκαιον παρὰ Θεῷ</w:t>
+      </w:r>
+    </w:p>
+    <w:p>
+      <w:pPr/>
+      <w:r>
+        <w:rPr>
+          <w:lang w:val="fr_FR" w:bidi="fr_FR"/>
+        </w:rPr>
+      </w:r>
+      <w:r>
+        <w:rPr>
+          <w:b/>
+          <w:lang w:val="fr_FR" w:bidi="fr_FR"/>
+        </w:rPr>
         <w:t xml:space="preserve">« </w:t>
       </w:r>
       <w:r>
@@ -2635,6 +2875,21 @@
           <w:b/>
           <w:lang w:val="fr_FR" w:bidi="fr_FR"/>
         </w:rPr>
+        <w:t>παρὰ Θεῷ, ἀνταποδοῦναι τοῖς θλίβουσιν ὑμᾶς θλῖψιν</w:t>
+      </w:r>
+    </w:p>
+    <w:p>
+      <w:pPr/>
+      <w:r>
+        <w:rPr>
+          <w:lang w:val="fr_FR" w:bidi="fr_FR"/>
+        </w:rPr>
+      </w:r>
+      <w:r>
+        <w:rPr>
+          <w:b/>
+          <w:lang w:val="fr_FR" w:bidi="fr_FR"/>
+        </w:rPr>
         <w:t>« rendre l’affliction à ceux qui vous affligent »</w:t>
       </w:r>
     </w:p>
@@ -2833,6 +3088,21 @@
           <w:b/>
           <w:lang w:val="fr_FR" w:bidi="fr_FR"/>
         </w:rPr>
+        <w:t>καὶ ὑμῖν &amp; ἄνεσιν</w:t>
+      </w:r>
+    </w:p>
+    <w:p>
+      <w:pPr/>
+      <w:r>
+        <w:rPr>
+          <w:lang w:val="fr_FR" w:bidi="fr_FR"/>
+        </w:rPr>
+      </w:r>
+      <w:r>
+        <w:rPr>
+          <w:b/>
+          <w:lang w:val="fr_FR" w:bidi="fr_FR"/>
+        </w:rPr>
         <w:t>« et de vous donner, à vous qui êtes affligés, du repos avec nous »</w:t>
       </w:r>
     </w:p>
@@ -3045,6 +3315,21 @@
           <w:b/>
           <w:lang w:val="fr_FR" w:bidi="fr_FR"/>
         </w:rPr>
+        <w:t>ὑμῖν &amp; ἄνεσιν</w:t>
+      </w:r>
+    </w:p>
+    <w:p>
+      <w:pPr/>
+      <w:r>
+        <w:rPr>
+          <w:lang w:val="fr_FR" w:bidi="fr_FR"/>
+        </w:rPr>
+      </w:r>
+      <w:r>
+        <w:rPr>
+          <w:b/>
+          <w:lang w:val="fr_FR" w:bidi="fr_FR"/>
+        </w:rPr>
         <w:t>« du repos »</w:t>
       </w:r>
     </w:p>
@@ -3147,6 +3432,21 @@
           <w:b/>
           <w:lang w:val="fr_FR" w:bidi="fr_FR"/>
         </w:rPr>
+        <w:t>τοῖς θλιβομένοις</w:t>
+      </w:r>
+    </w:p>
+    <w:p>
+      <w:pPr/>
+      <w:r>
+        <w:rPr>
+          <w:lang w:val="fr_FR" w:bidi="fr_FR"/>
+        </w:rPr>
+      </w:r>
+      <w:r>
+        <w:rPr>
+          <w:b/>
+          <w:lang w:val="fr_FR" w:bidi="fr_FR"/>
+        </w:rPr>
         <w:t>« à vous qui êtes affligés »</w:t>
       </w:r>
     </w:p>
@@ -3236,6 +3536,21 @@
           <w:b/>
           <w:lang w:val="fr_FR" w:bidi="fr_FR"/>
         </w:rPr>
+        <w:t>ἐν τῇ ἀποκαλύψει τοῦ Κυρίου Ἰησοῦ</w:t>
+      </w:r>
+    </w:p>
+    <w:p>
+      <w:pPr/>
+      <w:r>
+        <w:rPr>
+          <w:lang w:val="fr_FR" w:bidi="fr_FR"/>
+        </w:rPr>
+      </w:r>
+      <w:r>
+        <w:rPr>
+          <w:b/>
+          <w:lang w:val="fr_FR" w:bidi="fr_FR"/>
+        </w:rPr>
         <w:t>« lorsque le Seigneur Jésus apparaîtra »</w:t>
       </w:r>
     </w:p>
@@ -3319,6 +3634,21 @@
           <w:b/>
           <w:lang w:val="fr_FR" w:bidi="fr_FR"/>
         </w:rPr>
+        <w:t>διδόντος ἐκδίκησιν τοῖς</w:t>
+      </w:r>
+    </w:p>
+    <w:p>
+      <w:pPr/>
+      <w:r>
+        <w:rPr>
+          <w:lang w:val="fr_FR" w:bidi="fr_FR"/>
+        </w:rPr>
+      </w:r>
+      <w:r>
+        <w:rPr>
+          <w:b/>
+          <w:lang w:val="fr_FR" w:bidi="fr_FR"/>
+        </w:rPr>
         <w:t>« pour punir ceux »</w:t>
       </w:r>
     </w:p>
@@ -3448,6 +3778,21 @@
           <w:b/>
           <w:lang w:val="fr_FR" w:bidi="fr_FR"/>
         </w:rPr>
+        <w:t>τοῖς μὴ εἰδόσι Θεὸν</w:t>
+      </w:r>
+    </w:p>
+    <w:p>
+      <w:pPr/>
+      <w:r>
+        <w:rPr>
+          <w:lang w:val="fr_FR" w:bidi="fr_FR"/>
+        </w:rPr>
+      </w:r>
+      <w:r>
+        <w:rPr>
+          <w:b/>
+          <w:lang w:val="fr_FR" w:bidi="fr_FR"/>
+        </w:rPr>
         <w:t>« ceux qui ne connaissent pas Dieu »</w:t>
       </w:r>
     </w:p>
@@ -3557,6 +3902,21 @@
           <w:b/>
           <w:lang w:val="fr_FR" w:bidi="fr_FR"/>
         </w:rPr>
+        <w:t>καὶ τοῖς μὴ ὑπακούουσιν τῷ εὐαγγελίῳ</w:t>
+      </w:r>
+    </w:p>
+    <w:p>
+      <w:pPr/>
+      <w:r>
+        <w:rPr>
+          <w:lang w:val="fr_FR" w:bidi="fr_FR"/>
+        </w:rPr>
+      </w:r>
+      <w:r>
+        <w:rPr>
+          <w:b/>
+          <w:lang w:val="fr_FR" w:bidi="fr_FR"/>
+        </w:rPr>
         <w:t>« et ceux qui n’obéissent pas à l’Évangile »</w:t>
       </w:r>
     </w:p>
@@ -3706,6 +4066,21 @@
           <w:b/>
           <w:lang w:val="fr_FR" w:bidi="fr_FR"/>
         </w:rPr>
+        <w:t>τῷ εὐαγγελίῳ τοῦ Κυρίου ἡμῶν, Ἰησοῦ</w:t>
+      </w:r>
+    </w:p>
+    <w:p>
+      <w:pPr/>
+      <w:r>
+        <w:rPr>
+          <w:lang w:val="fr_FR" w:bidi="fr_FR"/>
+        </w:rPr>
+      </w:r>
+      <w:r>
+        <w:rPr>
+          <w:b/>
+          <w:lang w:val="fr_FR" w:bidi="fr_FR"/>
+        </w:rPr>
         <w:t>« l'Évangile de notre Seigneur Jésus »</w:t>
       </w:r>
     </w:p>
@@ -3828,6 +4203,21 @@
           <w:b/>
           <w:lang w:val="fr_FR" w:bidi="fr_FR"/>
         </w:rPr>
+        <w:t>ὑπακούουσιν τῷ εὐαγγελίῳ</w:t>
+      </w:r>
+    </w:p>
+    <w:p>
+      <w:pPr/>
+      <w:r>
+        <w:rPr>
+          <w:lang w:val="fr_FR" w:bidi="fr_FR"/>
+        </w:rPr>
+      </w:r>
+      <w:r>
+        <w:rPr>
+          <w:b/>
+          <w:lang w:val="fr_FR" w:bidi="fr_FR"/>
+        </w:rPr>
         <w:t>« n’obéissent pas à l’Évangile »</w:t>
       </w:r>
     </w:p>
@@ -3924,6 +4314,21 @@
           <w:b/>
           <w:lang w:val="fr_FR" w:bidi="fr_FR"/>
         </w:rPr>
+        <w:t>οἵτινες δίκην τίσουσιν</w:t>
+      </w:r>
+    </w:p>
+    <w:p>
+      <w:pPr/>
+      <w:r>
+        <w:rPr>
+          <w:lang w:val="fr_FR" w:bidi="fr_FR"/>
+        </w:rPr>
+      </w:r>
+      <w:r>
+        <w:rPr>
+          <w:b/>
+          <w:lang w:val="fr_FR" w:bidi="fr_FR"/>
+        </w:rPr>
         <w:t>« Ils auront pour châtiment »</w:t>
       </w:r>
     </w:p>
@@ -4026,6 +4431,21 @@
           <w:b/>
           <w:lang w:val="fr_FR" w:bidi="fr_FR"/>
         </w:rPr>
+        <w:t>ὄλεθρον αἰώνιον</w:t>
+      </w:r>
+    </w:p>
+    <w:p>
+      <w:pPr/>
+      <w:r>
+        <w:rPr>
+          <w:lang w:val="fr_FR" w:bidi="fr_FR"/>
+        </w:rPr>
+      </w:r>
+      <w:r>
+        <w:rPr>
+          <w:b/>
+          <w:lang w:val="fr_FR" w:bidi="fr_FR"/>
+        </w:rPr>
         <w:t>« ruine éternelle »</w:t>
       </w:r>
     </w:p>
@@ -4264,6 +4684,21 @@
           <w:b/>
           <w:lang w:val="fr_FR" w:bidi="fr_FR"/>
         </w:rPr>
+        <w:t>τῆς δόξης τῆς ἰσχύος αὐτοῦ</w:t>
+      </w:r>
+    </w:p>
+    <w:p>
+      <w:pPr/>
+      <w:r>
+        <w:rPr>
+          <w:lang w:val="fr_FR" w:bidi="fr_FR"/>
+        </w:rPr>
+      </w:r>
+      <w:r>
+        <w:rPr>
+          <w:b/>
+          <w:lang w:val="fr_FR" w:bidi="fr_FR"/>
+        </w:rPr>
         <w:t>« la gloire de sa force »</w:t>
       </w:r>
     </w:p>
@@ -4425,6 +4860,21 @@
           <w:b/>
           <w:lang w:val="fr_FR" w:bidi="fr_FR"/>
         </w:rPr>
+        <w:t>τῆς δόξης τῆς ἰσχύος αὐτοῦ</w:t>
+      </w:r>
+    </w:p>
+    <w:p>
+      <w:pPr/>
+      <w:r>
+        <w:rPr>
+          <w:lang w:val="fr_FR" w:bidi="fr_FR"/>
+        </w:rPr>
+      </w:r>
+      <w:r>
+        <w:rPr>
+          <w:b/>
+          <w:lang w:val="fr_FR" w:bidi="fr_FR"/>
+        </w:rPr>
         <w:t>« la gloire de sa force »</w:t>
       </w:r>
     </w:p>
@@ -4540,6 +4990,21 @@
           <w:b/>
           <w:lang w:val="fr_FR" w:bidi="fr_FR"/>
         </w:rPr>
+        <w:t>οἵτινες δίκην τίσουσιν</w:t>
+      </w:r>
+    </w:p>
+    <w:p>
+      <w:pPr/>
+      <w:r>
+        <w:rPr>
+          <w:lang w:val="fr_FR" w:bidi="fr_FR"/>
+        </w:rPr>
+      </w:r>
+      <w:r>
+        <w:rPr>
+          <w:b/>
+          <w:lang w:val="fr_FR" w:bidi="fr_FR"/>
+        </w:rPr>
         <w:t>« Ils auront pour châtiment »</w:t>
       </w:r>
     </w:p>
@@ -4682,6 +5147,21 @@
           <w:b/>
           <w:lang w:val="fr_FR" w:bidi="fr_FR"/>
         </w:rPr>
+        <w:t>δίκην τίσουσιν</w:t>
+      </w:r>
+    </w:p>
+    <w:p>
+      <w:pPr/>
+      <w:r>
+        <w:rPr>
+          <w:lang w:val="fr_FR" w:bidi="fr_FR"/>
+        </w:rPr>
+      </w:r>
+      <w:r>
+        <w:rPr>
+          <w:b/>
+          <w:lang w:val="fr_FR" w:bidi="fr_FR"/>
+        </w:rPr>
         <w:t>« Ils auront pour châtiment »</w:t>
       </w:r>
     </w:p>
@@ -4805,6 +5285,21 @@
           <w:b/>
           <w:lang w:val="fr_FR" w:bidi="fr_FR"/>
         </w:rPr>
+        <w:t>ὅταν ἔλθῃ &amp; ἐν τῇ ἡμέρᾳ ἐκείνῃ</w:t>
+      </w:r>
+    </w:p>
+    <w:p>
+      <w:pPr/>
+      <w:r>
+        <w:rPr>
+          <w:lang w:val="fr_FR" w:bidi="fr_FR"/>
+        </w:rPr>
+      </w:r>
+      <w:r>
+        <w:rPr>
+          <w:b/>
+          <w:lang w:val="fr_FR" w:bidi="fr_FR"/>
+        </w:rPr>
         <w:t>« lorsqu’il viendra pour être, en ce jour-là »</w:t>
       </w:r>
     </w:p>
@@ -5073,6 +5568,21 @@
           <w:b/>
           <w:lang w:val="fr_FR" w:bidi="fr_FR"/>
         </w:rPr>
+        <w:t>ἐπιστεύθη τὸ μαρτύριον ἡμῶν ἐφ’ ὑμᾶς</w:t>
+      </w:r>
+    </w:p>
+    <w:p>
+      <w:pPr/>
+      <w:r>
+        <w:rPr>
+          <w:lang w:val="fr_FR" w:bidi="fr_FR"/>
+        </w:rPr>
+      </w:r>
+      <w:r>
+        <w:rPr>
+          <w:b/>
+          <w:lang w:val="fr_FR" w:bidi="fr_FR"/>
+        </w:rPr>
         <w:t>« car notre témoignage auprès de vous a été cru »</w:t>
       </w:r>
     </w:p>
@@ -5162,6 +5672,21 @@
           <w:b/>
           <w:lang w:val="fr_FR" w:bidi="fr_FR"/>
         </w:rPr>
+        <w:t>ἐνδοξασθῆναι ἐν τοῖς ἁγίοις αὐτοῦ, καὶ θαυμασθῆναι</w:t>
+      </w:r>
+    </w:p>
+    <w:p>
+      <w:pPr/>
+      <w:r>
+        <w:rPr>
+          <w:lang w:val="fr_FR" w:bidi="fr_FR"/>
+        </w:rPr>
+      </w:r>
+      <w:r>
+        <w:rPr>
+          <w:b/>
+          <w:lang w:val="fr_FR" w:bidi="fr_FR"/>
+        </w:rPr>
         <w:t>« pour être... glorifié dans ses saints et admiré »</w:t>
       </w:r>
     </w:p>
@@ -5271,6 +5796,21 @@
           <w:b/>
           <w:lang w:val="fr_FR" w:bidi="fr_FR"/>
         </w:rPr>
+        <w:t>εἰς ὃ</w:t>
+      </w:r>
+    </w:p>
+    <w:p>
+      <w:pPr/>
+      <w:r>
+        <w:rPr>
+          <w:lang w:val="fr_FR" w:bidi="fr_FR"/>
+        </w:rPr>
+      </w:r>
+      <w:r>
+        <w:rPr>
+          <w:b/>
+          <w:lang w:val="fr_FR" w:bidi="fr_FR"/>
+        </w:rPr>
         <w:t>« C’est pourquoi »</w:t>
       </w:r>
     </w:p>
@@ -5361,6 +5901,21 @@
           <w:b/>
           <w:lang w:val="fr_FR" w:bidi="fr_FR"/>
         </w:rPr>
+        <w:t>καὶ προσευχόμεθα πάντοτε περὶ ὑμῶν</w:t>
+      </w:r>
+    </w:p>
+    <w:p>
+      <w:pPr/>
+      <w:r>
+        <w:rPr>
+          <w:lang w:val="fr_FR" w:bidi="fr_FR"/>
+        </w:rPr>
+      </w:r>
+      <w:r>
+        <w:rPr>
+          <w:b/>
+          <w:lang w:val="fr_FR" w:bidi="fr_FR"/>
+        </w:rPr>
         <w:t>« nous prions continuellement pour vous »</w:t>
       </w:r>
     </w:p>
@@ -5457,6 +6012,21 @@
           <w:b/>
           <w:lang w:val="fr_FR" w:bidi="fr_FR"/>
         </w:rPr>
+        <w:t>τῆς κλήσεως</w:t>
+      </w:r>
+    </w:p>
+    <w:p>
+      <w:pPr/>
+      <w:r>
+        <w:rPr>
+          <w:lang w:val="fr_FR" w:bidi="fr_FR"/>
+        </w:rPr>
+      </w:r>
+      <w:r>
+        <w:rPr>
+          <w:b/>
+          <w:lang w:val="fr_FR" w:bidi="fr_FR"/>
+        </w:rPr>
         <w:t>« la vocation »</w:t>
       </w:r>
     </w:p>
@@ -5578,6 +6148,21 @@
         <w:rPr>
           <w:lang w:val="fr_FR" w:bidi="fr_FR"/>
         </w:rPr>
+      </w:r>
+    </w:p>
+    <w:p>
+      <w:pPr/>
+      <w:r>
+        <w:rPr>
+          <w:lang w:val="fr_FR" w:bidi="fr_FR"/>
+        </w:rPr>
+      </w:r>
+      <w:r>
+        <w:rPr>
+          <w:b/>
+          <w:lang w:val="fr_FR" w:bidi="fr_FR"/>
+        </w:rPr>
+        <w:t>πληρώσῃ πᾶσαν εὐδοκίαν ἀγαθωσύνης, καὶ ἔργον πίστεως ἐν δυνάμει</w:t>
       </w:r>
     </w:p>
     <w:p>
@@ -5833,6 +6418,21 @@
           <w:b/>
           <w:lang w:val="fr_FR" w:bidi="fr_FR"/>
         </w:rPr>
+        <w:t>καὶ πληρώσῃ</w:t>
+      </w:r>
+    </w:p>
+    <w:p>
+      <w:pPr/>
+      <w:r>
+        <w:rPr>
+          <w:lang w:val="fr_FR" w:bidi="fr_FR"/>
+        </w:rPr>
+      </w:r>
+      <w:r>
+        <w:rPr>
+          <w:b/>
+          <w:lang w:val="fr_FR" w:bidi="fr_FR"/>
+        </w:rPr>
         <w:t>« et qu’il accomplisse »</w:t>
       </w:r>
     </w:p>
@@ -5942,6 +6542,21 @@
           <w:b/>
           <w:lang w:val="fr_FR" w:bidi="fr_FR"/>
         </w:rPr>
+        <w:t>τὸ ὄνομα τοῦ Κυρίου ἡμῶν, Ἰησοῦ</w:t>
+      </w:r>
+    </w:p>
+    <w:p>
+      <w:pPr/>
+      <w:r>
+        <w:rPr>
+          <w:lang w:val="fr_FR" w:bidi="fr_FR"/>
+        </w:rPr>
+      </w:r>
+      <w:r>
+        <w:rPr>
+          <w:b/>
+          <w:lang w:val="fr_FR" w:bidi="fr_FR"/>
+        </w:rPr>
         <w:t>« le nom de notre Seigneur Jésus »</w:t>
       </w:r>
     </w:p>
@@ -6032,6 +6647,21 @@
           <w:b/>
           <w:lang w:val="fr_FR" w:bidi="fr_FR"/>
         </w:rPr>
+        <w:t>ὅπως ἐνδοξασθῇ τὸ ὄνομα τοῦ Κυρίου ἡμῶν, Ἰησοῦ, ἐν ὑμῖν</w:t>
+      </w:r>
+    </w:p>
+    <w:p>
+      <w:pPr/>
+      <w:r>
+        <w:rPr>
+          <w:lang w:val="fr_FR" w:bidi="fr_FR"/>
+        </w:rPr>
+      </w:r>
+      <w:r>
+        <w:rPr>
+          <w:b/>
+          <w:lang w:val="fr_FR" w:bidi="fr_FR"/>
+        </w:rPr>
         <w:t>« pour que le nom de notre Seigneur Jésus soit glorifié en vous »</w:t>
       </w:r>
     </w:p>
@@ -6142,6 +6772,21 @@
           <w:b/>
           <w:lang w:val="fr_FR" w:bidi="fr_FR"/>
         </w:rPr>
+        <w:t>καὶ ὑμεῖς ἐν αὐτῷ</w:t>
+      </w:r>
+    </w:p>
+    <w:p>
+      <w:pPr/>
+      <w:r>
+        <w:rPr>
+          <w:lang w:val="fr_FR" w:bidi="fr_FR"/>
+        </w:rPr>
+      </w:r>
+      <w:r>
+        <w:rPr>
+          <w:b/>
+          <w:lang w:val="fr_FR" w:bidi="fr_FR"/>
+        </w:rPr>
         <w:t>« et que vous soyez glorifiés en lui »</w:t>
       </w:r>
     </w:p>
@@ -6231,6 +6876,21 @@
           <w:b/>
           <w:lang w:val="fr_FR" w:bidi="fr_FR"/>
         </w:rPr>
+        <w:t>καὶ ὑμεῖς ἐν αὐτῷ</w:t>
+      </w:r>
+    </w:p>
+    <w:p>
+      <w:pPr/>
+      <w:r>
+        <w:rPr>
+          <w:lang w:val="fr_FR" w:bidi="fr_FR"/>
+        </w:rPr>
+      </w:r>
+      <w:r>
+        <w:rPr>
+          <w:b/>
+          <w:lang w:val="fr_FR" w:bidi="fr_FR"/>
+        </w:rPr>
         <w:t>« et que vous soyez glorifiés en lui »</w:t>
       </w:r>
     </w:p>
@@ -6367,6 +7027,21 @@
           <w:b/>
           <w:lang w:val="fr_FR" w:bidi="fr_FR"/>
         </w:rPr>
+        <w:t>κατὰ τὴν χάριν τοῦ Θεοῦ ἡμῶν</w:t>
+      </w:r>
+    </w:p>
+    <w:p>
+      <w:pPr/>
+      <w:r>
+        <w:rPr>
+          <w:lang w:val="fr_FR" w:bidi="fr_FR"/>
+        </w:rPr>
+      </w:r>
+      <w:r>
+        <w:rPr>
+          <w:b/>
+          <w:lang w:val="fr_FR" w:bidi="fr_FR"/>
+        </w:rPr>
         <w:t>« selon la grâce de notre Dieu »</w:t>
       </w:r>
     </w:p>
@@ -6463,6 +7138,21 @@
           <w:b/>
           <w:lang w:val="fr_FR" w:bidi="fr_FR"/>
         </w:rPr>
+        <w:t>ὅπως</w:t>
+      </w:r>
+    </w:p>
+    <w:p>
+      <w:pPr/>
+      <w:r>
+        <w:rPr>
+          <w:lang w:val="fr_FR" w:bidi="fr_FR"/>
+        </w:rPr>
+      </w:r>
+      <w:r>
+        <w:rPr>
+          <w:b/>
+          <w:lang w:val="fr_FR" w:bidi="fr_FR"/>
+        </w:rPr>
         <w:t>« pour que »</w:t>
       </w:r>
     </w:p>
@@ -6559,6 +7249,21 @@
           <w:b/>
           <w:lang w:val="fr_FR" w:bidi="fr_FR"/>
         </w:rPr>
+        <w:t>τοῦ Θεοῦ ἡμῶν καὶ Κυρίου Ἰησοῦ Χριστοῦ</w:t>
+      </w:r>
+    </w:p>
+    <w:p>
+      <w:pPr/>
+      <w:r>
+        <w:rPr>
+          <w:lang w:val="fr_FR" w:bidi="fr_FR"/>
+        </w:rPr>
+      </w:r>
+      <w:r>
+        <w:rPr>
+          <w:b/>
+          <w:lang w:val="fr_FR" w:bidi="fr_FR"/>
+        </w:rPr>
         <w:t>« de notre Dieu et du Seigneur Jésus-Christ »</w:t>
       </w:r>
     </w:p>
@@ -6745,6 +7450,21 @@
           <w:b/>
           <w:lang w:val="fr_FR" w:bidi="fr_FR"/>
         </w:rPr>
+        <w:t>ἀδελφοί</w:t>
+      </w:r>
+    </w:p>
+    <w:p>
+      <w:pPr/>
+      <w:r>
+        <w:rPr>
+          <w:lang w:val="fr_FR" w:bidi="fr_FR"/>
+        </w:rPr>
+      </w:r>
+      <w:r>
+        <w:rPr>
+          <w:b/>
+          <w:lang w:val="fr_FR" w:bidi="fr_FR"/>
+        </w:rPr>
         <w:t>« frères »</w:t>
       </w:r>
     </w:p>
@@ -6841,6 +7561,21 @@
           <w:b/>
           <w:lang w:val="fr_FR" w:bidi="fr_FR"/>
         </w:rPr>
+        <w:t>δὲ</w:t>
+      </w:r>
+    </w:p>
+    <w:p>
+      <w:pPr/>
+      <w:r>
+        <w:rPr>
+          <w:lang w:val="fr_FR" w:bidi="fr_FR"/>
+        </w:rPr>
+      </w:r>
+      <w:r>
+        <w:rPr>
+          <w:b/>
+          <w:lang w:val="fr_FR" w:bidi="fr_FR"/>
+        </w:rPr>
         <w:t>« - Pour ce qui concerne »</w:t>
       </w:r>
     </w:p>
@@ -7295,6 +8030,21 @@
           <w:b/>
           <w:lang w:val="fr_FR" w:bidi="fr_FR"/>
         </w:rPr>
+        <w:t>μηδὲ θροεῖσθαι</w:t>
+      </w:r>
+    </w:p>
+    <w:p>
+      <w:pPr/>
+      <w:r>
+        <w:rPr>
+          <w:lang w:val="fr_FR" w:bidi="fr_FR"/>
+        </w:rPr>
+      </w:r>
+      <w:r>
+        <w:rPr>
+          <w:b/>
+          <w:lang w:val="fr_FR" w:bidi="fr_FR"/>
+        </w:rPr>
         <w:t>« et de ne pas vous laisser troubler »</w:t>
       </w:r>
     </w:p>
@@ -7474,6 +8224,21 @@
           <w:b/>
           <w:lang w:val="fr_FR" w:bidi="fr_FR"/>
         </w:rPr>
+        <w:t>ὡς δι’ ἡμῶν</w:t>
+      </w:r>
+    </w:p>
+    <w:p>
+      <w:pPr/>
+      <w:r>
+        <w:rPr>
+          <w:lang w:val="fr_FR" w:bidi="fr_FR"/>
+        </w:rPr>
+      </w:r>
+      <w:r>
+        <w:rPr>
+          <w:b/>
+          <w:lang w:val="fr_FR" w:bidi="fr_FR"/>
+        </w:rPr>
         <w:t xml:space="preserve">« </w:t>
       </w:r>
       <w:r>
@@ -7611,6 +8376,21 @@
           <w:b/>
           <w:lang w:val="fr_FR" w:bidi="fr_FR"/>
         </w:rPr>
+        <w:t>ὡς</w:t>
+      </w:r>
+    </w:p>
+    <w:p>
+      <w:pPr/>
+      <w:r>
+        <w:rPr>
+          <w:lang w:val="fr_FR" w:bidi="fr_FR"/>
+        </w:rPr>
+      </w:r>
+      <w:r>
+        <w:rPr>
+          <w:b/>
+          <w:lang w:val="fr_FR" w:bidi="fr_FR"/>
+        </w:rPr>
         <w:t>« qu’on dirait venir de nous »</w:t>
       </w:r>
     </w:p>
@@ -7810,6 +8590,21 @@
           <w:b/>
           <w:lang w:val="fr_FR" w:bidi="fr_FR"/>
         </w:rPr>
+        <w:t>ὁ ἄνθρωπος τῆς ἀνομίας</w:t>
+      </w:r>
+    </w:p>
+    <w:p>
+      <w:pPr/>
+      <w:r>
+        <w:rPr>
+          <w:lang w:val="fr_FR" w:bidi="fr_FR"/>
+        </w:rPr>
+      </w:r>
+      <w:r>
+        <w:rPr>
+          <w:b/>
+          <w:lang w:val="fr_FR" w:bidi="fr_FR"/>
+        </w:rPr>
         <w:t>« l'homme du péché »</w:t>
       </w:r>
     </w:p>
@@ -7945,6 +8740,21 @@
           <w:b/>
           <w:lang w:val="fr_FR" w:bidi="fr_FR"/>
         </w:rPr>
+        <w:t>ὁ υἱὸς τῆς ἀπωλείας</w:t>
+      </w:r>
+    </w:p>
+    <w:p>
+      <w:pPr/>
+      <w:r>
+        <w:rPr>
+          <w:lang w:val="fr_FR" w:bidi="fr_FR"/>
+        </w:rPr>
+      </w:r>
+      <w:r>
+        <w:rPr>
+          <w:b/>
+          <w:lang w:val="fr_FR" w:bidi="fr_FR"/>
+        </w:rPr>
         <w:t>« le fils de la perdition »</w:t>
       </w:r>
     </w:p>
@@ -8028,6 +8838,21 @@
           <w:b/>
           <w:lang w:val="fr_FR" w:bidi="fr_FR"/>
         </w:rPr>
+        <w:t>ὅτι ἐὰν μὴ ἔλθῃ ἡ ἀποστασία πρῶτον</w:t>
+      </w:r>
+    </w:p>
+    <w:p>
+      <w:pPr/>
+      <w:r>
+        <w:rPr>
+          <w:lang w:val="fr_FR" w:bidi="fr_FR"/>
+        </w:rPr>
+      </w:r>
+      <w:r>
+        <w:rPr>
+          <w:b/>
+          <w:lang w:val="fr_FR" w:bidi="fr_FR"/>
+        </w:rPr>
         <w:t>« car il faut que l’apostasie soit arrivée auparavant »</w:t>
       </w:r>
     </w:p>
@@ -8144,6 +8969,21 @@
           <w:b/>
           <w:lang w:val="fr_FR" w:bidi="fr_FR"/>
         </w:rPr>
+        <w:t>ἡ ἀποστασία</w:t>
+      </w:r>
+    </w:p>
+    <w:p>
+      <w:pPr/>
+      <w:r>
+        <w:rPr>
+          <w:lang w:val="fr_FR" w:bidi="fr_FR"/>
+        </w:rPr>
+      </w:r>
+      <w:r>
+        <w:rPr>
+          <w:b/>
+          <w:lang w:val="fr_FR" w:bidi="fr_FR"/>
+        </w:rPr>
         <w:t>« l'apostasie »</w:t>
       </w:r>
     </w:p>
@@ -8227,6 +9067,21 @@
           <w:b/>
           <w:lang w:val="fr_FR" w:bidi="fr_FR"/>
         </w:rPr>
+        <w:t>ἀποκαλυφθῇ ὁ ἄνθρωπος τῆς ἀνομίας</w:t>
+      </w:r>
+    </w:p>
+    <w:p>
+      <w:pPr/>
+      <w:r>
+        <w:rPr>
+          <w:lang w:val="fr_FR" w:bidi="fr_FR"/>
+        </w:rPr>
+      </w:r>
+      <w:r>
+        <w:rPr>
+          <w:b/>
+          <w:lang w:val="fr_FR" w:bidi="fr_FR"/>
+        </w:rPr>
         <w:t>« qu’on ait vu paraître l’homme du péché »</w:t>
       </w:r>
     </w:p>
@@ -8460,6 +9315,21 @@
           <w:b/>
           <w:lang w:val="fr_FR" w:bidi="fr_FR"/>
         </w:rPr>
+        <w:t>αὐτὸν &amp; καθίσαι</w:t>
+      </w:r>
+    </w:p>
+    <w:p>
+      <w:pPr/>
+      <w:r>
+        <w:rPr>
+          <w:lang w:val="fr_FR" w:bidi="fr_FR"/>
+        </w:rPr>
+      </w:r>
+      <w:r>
+        <w:rPr>
+          <w:b/>
+          <w:lang w:val="fr_FR" w:bidi="fr_FR"/>
+        </w:rPr>
         <w:t>« jusqu'à s'asseoir »</w:t>
       </w:r>
     </w:p>
@@ -8543,6 +9413,21 @@
           <w:b/>
           <w:lang w:val="fr_FR" w:bidi="fr_FR"/>
         </w:rPr>
+        <w:t>ἀποδεικνύντα ἑαυτὸν ὅτι ἔστιν Θεός</w:t>
+      </w:r>
+    </w:p>
+    <w:p>
+      <w:pPr/>
+      <w:r>
+        <w:rPr>
+          <w:lang w:val="fr_FR" w:bidi="fr_FR"/>
+        </w:rPr>
+      </w:r>
+      <w:r>
+        <w:rPr>
+          <w:b/>
+          <w:lang w:val="fr_FR" w:bidi="fr_FR"/>
+        </w:rPr>
         <w:t>« se proclamant lui-même Dieu »</w:t>
       </w:r>
     </w:p>
@@ -8689,6 +9574,21 @@
           <w:b/>
           <w:lang w:val="fr_FR" w:bidi="fr_FR"/>
         </w:rPr>
+        <w:t>ταῦτα</w:t>
+      </w:r>
+    </w:p>
+    <w:p>
+      <w:pPr/>
+      <w:r>
+        <w:rPr>
+          <w:lang w:val="fr_FR" w:bidi="fr_FR"/>
+        </w:rPr>
+      </w:r>
+      <w:r>
+        <w:rPr>
+          <w:b/>
+          <w:lang w:val="fr_FR" w:bidi="fr_FR"/>
+        </w:rPr>
         <w:t>« ces choses »</w:t>
       </w:r>
     </w:p>
@@ -8779,6 +9679,21 @@
           <w:b/>
           <w:lang w:val="fr_FR" w:bidi="fr_FR"/>
         </w:rPr>
+        <w:t>καὶ νῦν τὸ κατέχον οἴδατε</w:t>
+      </w:r>
+    </w:p>
+    <w:p>
+      <w:pPr/>
+      <w:r>
+        <w:rPr>
+          <w:lang w:val="fr_FR" w:bidi="fr_FR"/>
+        </w:rPr>
+      </w:r>
+      <w:r>
+        <w:rPr>
+          <w:b/>
+          <w:lang w:val="fr_FR" w:bidi="fr_FR"/>
+        </w:rPr>
         <w:t>« Et maintenant vous savez ce qui le retient »</w:t>
       </w:r>
     </w:p>
@@ -8908,6 +9823,21 @@
           <w:b/>
           <w:lang w:val="fr_FR" w:bidi="fr_FR"/>
         </w:rPr>
+        <w:t>τὸ ἀποκαλυφθῆναι αὐτὸν ἐν τῷ αὐτοῦ καιρῷ</w:t>
+      </w:r>
+    </w:p>
+    <w:p>
+      <w:pPr/>
+      <w:r>
+        <w:rPr>
+          <w:lang w:val="fr_FR" w:bidi="fr_FR"/>
+        </w:rPr>
+      </w:r>
+      <w:r>
+        <w:rPr>
+          <w:b/>
+          <w:lang w:val="fr_FR" w:bidi="fr_FR"/>
+        </w:rPr>
         <w:t>« afin qu’il ne paraisse qu’en son temps »</w:t>
       </w:r>
     </w:p>
@@ -9003,6 +9933,21 @@
           <w:b/>
           <w:lang w:val="fr_FR" w:bidi="fr_FR"/>
         </w:rPr>
+        <w:t>γὰρ</w:t>
+      </w:r>
+    </w:p>
+    <w:p>
+      <w:pPr/>
+      <w:r>
+        <w:rPr>
+          <w:lang w:val="fr_FR" w:bidi="fr_FR"/>
+        </w:rPr>
+      </w:r>
+      <w:r>
+        <w:rPr>
+          <w:b/>
+          <w:lang w:val="fr_FR" w:bidi="fr_FR"/>
+        </w:rPr>
         <w:t>« Car »</w:t>
       </w:r>
     </w:p>
@@ -9200,6 +10145,21 @@
           <w:b/>
           <w:lang w:val="fr_FR" w:bidi="fr_FR"/>
         </w:rPr>
+        <w:t>τὸ &amp; μυστήριον ἤδη ἐνεργεῖται τῆς ἀνομίας</w:t>
+      </w:r>
+    </w:p>
+    <w:p>
+      <w:pPr/>
+      <w:r>
+        <w:rPr>
+          <w:lang w:val="fr_FR" w:bidi="fr_FR"/>
+        </w:rPr>
+      </w:r>
+      <w:r>
+        <w:rPr>
+          <w:b/>
+          <w:lang w:val="fr_FR" w:bidi="fr_FR"/>
+        </w:rPr>
         <w:t>« le mystère de l’iniquité agit déjà »</w:t>
       </w:r>
     </w:p>
@@ -9335,6 +10295,21 @@
           <w:b/>
           <w:lang w:val="fr_FR" w:bidi="fr_FR"/>
         </w:rPr>
+        <w:t>γένηται</w:t>
+      </w:r>
+    </w:p>
+    <w:p>
+      <w:pPr/>
+      <w:r>
+        <w:rPr>
+          <w:lang w:val="fr_FR" w:bidi="fr_FR"/>
+        </w:rPr>
+      </w:r>
+      <w:r>
+        <w:rPr>
+          <w:b/>
+          <w:lang w:val="fr_FR" w:bidi="fr_FR"/>
+        </w:rPr>
         <w:t>« celui qui le retient encore ait disparu »</w:t>
       </w:r>
     </w:p>
@@ -9450,6 +10425,21 @@
           <w:b/>
           <w:lang w:val="fr_FR" w:bidi="fr_FR"/>
         </w:rPr>
+        <w:t>ἐκ μέσου γένηται</w:t>
+      </w:r>
+    </w:p>
+    <w:p>
+      <w:pPr/>
+      <w:r>
+        <w:rPr>
+          <w:lang w:val="fr_FR" w:bidi="fr_FR"/>
+        </w:rPr>
+      </w:r>
+      <w:r>
+        <w:rPr>
+          <w:b/>
+          <w:lang w:val="fr_FR" w:bidi="fr_FR"/>
+        </w:rPr>
         <w:t>« ait disparu »</w:t>
       </w:r>
     </w:p>
@@ -9533,6 +10523,21 @@
           <w:b/>
           <w:lang w:val="fr_FR" w:bidi="fr_FR"/>
         </w:rPr>
+        <w:t>τῷ πνεύματι τοῦ στόματος αὐτοῦ</w:t>
+      </w:r>
+    </w:p>
+    <w:p>
+      <w:pPr/>
+      <w:r>
+        <w:rPr>
+          <w:lang w:val="fr_FR" w:bidi="fr_FR"/>
+        </w:rPr>
+      </w:r>
+      <w:r>
+        <w:rPr>
+          <w:b/>
+          <w:lang w:val="fr_FR" w:bidi="fr_FR"/>
+        </w:rPr>
         <w:t>« par le souffle de sa bouche »</w:t>
       </w:r>
     </w:p>
@@ -9976,6 +10981,21 @@
           <w:b/>
           <w:lang w:val="fr_FR" w:bidi="fr_FR"/>
         </w:rPr>
+        <w:t>οὗ</w:t>
+      </w:r>
+    </w:p>
+    <w:p>
+      <w:pPr/>
+      <w:r>
+        <w:rPr>
+          <w:lang w:val="fr_FR" w:bidi="fr_FR"/>
+        </w:rPr>
+      </w:r>
+      <w:r>
+        <w:rPr>
+          <w:b/>
+          <w:lang w:val="fr_FR" w:bidi="fr_FR"/>
+        </w:rPr>
         <w:t>« L’apparition de cet impie se fera »</w:t>
       </w:r>
     </w:p>
@@ -10078,6 +11098,21 @@
         <w:rPr>
           <w:lang w:val="fr_FR" w:bidi="fr_FR"/>
         </w:rPr>
+      </w:r>
+    </w:p>
+    <w:p>
+      <w:pPr/>
+      <w:r>
+        <w:rPr>
+          <w:lang w:val="fr_FR" w:bidi="fr_FR"/>
+        </w:rPr>
+      </w:r>
+      <w:r>
+        <w:rPr>
+          <w:b/>
+          <w:lang w:val="fr_FR" w:bidi="fr_FR"/>
+        </w:rPr>
+        <w:t>ἐν πάσῃ δυνάμει, καὶ σημείοις, καὶ τέρασιν ψεύδους</w:t>
       </w:r>
     </w:p>
     <w:p>
@@ -10396,6 +11431,21 @@
           <w:b/>
           <w:lang w:val="fr_FR" w:bidi="fr_FR"/>
         </w:rPr>
+        <w:t>ἐν πάσῃ δυνάμει, καὶ σημείοις, καὶ τέρασιν ψεύδους</w:t>
+      </w:r>
+    </w:p>
+    <w:p>
+      <w:pPr/>
+      <w:r>
+        <w:rPr>
+          <w:lang w:val="fr_FR" w:bidi="fr_FR"/>
+        </w:rPr>
+      </w:r>
+      <w:r>
+        <w:rPr>
+          <w:b/>
+          <w:lang w:val="fr_FR" w:bidi="fr_FR"/>
+        </w:rPr>
         <w:t>« avec toutes sortes de miracles »</w:t>
       </w:r>
     </w:p>
@@ -10559,6 +11609,21 @@
           <w:b/>
           <w:lang w:val="fr_FR" w:bidi="fr_FR"/>
         </w:rPr>
+        <w:t>καὶ σημείοις, καὶ τέρασιν ψεύδους</w:t>
+      </w:r>
+    </w:p>
+    <w:p>
+      <w:pPr/>
+      <w:r>
+        <w:rPr>
+          <w:lang w:val="fr_FR" w:bidi="fr_FR"/>
+        </w:rPr>
+      </w:r>
+      <w:r>
+        <w:rPr>
+          <w:b/>
+          <w:lang w:val="fr_FR" w:bidi="fr_FR"/>
+        </w:rPr>
         <w:t>« de signes et de prodiges mensongers »</w:t>
       </w:r>
     </w:p>
@@ -10682,6 +11747,21 @@
           <w:b/>
           <w:lang w:val="fr_FR" w:bidi="fr_FR"/>
         </w:rPr>
+        <w:t>ἀνθ’ ὧν</w:t>
+      </w:r>
+    </w:p>
+    <w:p>
+      <w:pPr/>
+      <w:r>
+        <w:rPr>
+          <w:lang w:val="fr_FR" w:bidi="fr_FR"/>
+        </w:rPr>
+      </w:r>
+      <w:r>
+        <w:rPr>
+          <w:b/>
+          <w:lang w:val="fr_FR" w:bidi="fr_FR"/>
+        </w:rPr>
         <w:t xml:space="preserve">« </w:t>
       </w:r>
       <w:r>
@@ -10779,6 +11859,21 @@
           <w:b/>
           <w:lang w:val="fr_FR" w:bidi="fr_FR"/>
         </w:rPr>
+        <w:t>τὴν ἀγάπην τῆς ἀληθείας οὐκ ἐδέξαντο</w:t>
+      </w:r>
+    </w:p>
+    <w:p>
+      <w:pPr/>
+      <w:r>
+        <w:rPr>
+          <w:lang w:val="fr_FR" w:bidi="fr_FR"/>
+        </w:rPr>
+      </w:r>
+      <w:r>
+        <w:rPr>
+          <w:b/>
+          <w:lang w:val="fr_FR" w:bidi="fr_FR"/>
+        </w:rPr>
         <w:t>« ils n'ont pas reçu l'amour de la vérité »</w:t>
       </w:r>
     </w:p>
@@ -10900,6 +11995,21 @@
           <w:b/>
           <w:lang w:val="fr_FR" w:bidi="fr_FR"/>
         </w:rPr>
+        <w:t>εἰς τὸ σωθῆναι αὐτούς</w:t>
+      </w:r>
+    </w:p>
+    <w:p>
+      <w:pPr/>
+      <w:r>
+        <w:rPr>
+          <w:lang w:val="fr_FR" w:bidi="fr_FR"/>
+        </w:rPr>
+      </w:r>
+      <w:r>
+        <w:rPr>
+          <w:b/>
+          <w:lang w:val="fr_FR" w:bidi="fr_FR"/>
+        </w:rPr>
         <w:t>« pour être sauvés »</w:t>
       </w:r>
     </w:p>
@@ -10983,6 +12093,21 @@
           <w:b/>
           <w:lang w:val="fr_FR" w:bidi="fr_FR"/>
         </w:rPr>
+        <w:t>εἰς τὸ σωθῆναι αὐτούς</w:t>
+      </w:r>
+    </w:p>
+    <w:p>
+      <w:pPr/>
+      <w:r>
+        <w:rPr>
+          <w:lang w:val="fr_FR" w:bidi="fr_FR"/>
+        </w:rPr>
+      </w:r>
+      <w:r>
+        <w:rPr>
+          <w:b/>
+          <w:lang w:val="fr_FR" w:bidi="fr_FR"/>
+        </w:rPr>
         <w:t>« pour être sauvés »</w:t>
       </w:r>
     </w:p>
@@ -11072,6 +12197,21 @@
           <w:b/>
           <w:lang w:val="fr_FR" w:bidi="fr_FR"/>
         </w:rPr>
+        <w:t>πάσῃ</w:t>
+      </w:r>
+    </w:p>
+    <w:p>
+      <w:pPr/>
+      <w:r>
+        <w:rPr>
+          <w:lang w:val="fr_FR" w:bidi="fr_FR"/>
+        </w:rPr>
+      </w:r>
+      <w:r>
+        <w:rPr>
+          <w:b/>
+          <w:lang w:val="fr_FR" w:bidi="fr_FR"/>
+        </w:rPr>
         <w:t>« toutes »</w:t>
       </w:r>
     </w:p>
@@ -11162,6 +12302,21 @@
           <w:b/>
           <w:lang w:val="fr_FR" w:bidi="fr_FR"/>
         </w:rPr>
+        <w:t>ἐν πάσῃ ἀπάτῃ ἀδικίας</w:t>
+      </w:r>
+    </w:p>
+    <w:p>
+      <w:pPr/>
+      <w:r>
+        <w:rPr>
+          <w:lang w:val="fr_FR" w:bidi="fr_FR"/>
+        </w:rPr>
+      </w:r>
+      <w:r>
+        <w:rPr>
+          <w:b/>
+          <w:lang w:val="fr_FR" w:bidi="fr_FR"/>
+        </w:rPr>
         <w:t>« les séductions de l’iniquité »</w:t>
       </w:r>
     </w:p>
@@ -11386,6 +12541,21 @@
           <w:b/>
           <w:lang w:val="fr_FR" w:bidi="fr_FR"/>
         </w:rPr>
+        <w:t>διὰ τοῦτο</w:t>
+      </w:r>
+    </w:p>
+    <w:p>
+      <w:pPr/>
+      <w:r>
+        <w:rPr>
+          <w:lang w:val="fr_FR" w:bidi="fr_FR"/>
+        </w:rPr>
+      </w:r>
+      <w:r>
+        <w:rPr>
+          <w:b/>
+          <w:lang w:val="fr_FR" w:bidi="fr_FR"/>
+        </w:rPr>
         <w:t>« Aussi »</w:t>
       </w:r>
     </w:p>
@@ -11584,6 +12754,21 @@
           <w:b/>
           <w:lang w:val="fr_FR" w:bidi="fr_FR"/>
         </w:rPr>
+        <w:t>ἐνέργειαν πλάνης</w:t>
+      </w:r>
+    </w:p>
+    <w:p>
+      <w:pPr/>
+      <w:r>
+        <w:rPr>
+          <w:lang w:val="fr_FR" w:bidi="fr_FR"/>
+        </w:rPr>
+      </w:r>
+      <w:r>
+        <w:rPr>
+          <w:b/>
+          <w:lang w:val="fr_FR" w:bidi="fr_FR"/>
+        </w:rPr>
         <w:t>« une puissance d’égarement »</w:t>
       </w:r>
     </w:p>
@@ -11667,6 +12852,21 @@
           <w:b/>
           <w:lang w:val="fr_FR" w:bidi="fr_FR"/>
         </w:rPr>
+        <w:t>εἰς τὸ πιστεῦσαι αὐτοὺς</w:t>
+      </w:r>
+    </w:p>
+    <w:p>
+      <w:pPr/>
+      <w:r>
+        <w:rPr>
+          <w:lang w:val="fr_FR" w:bidi="fr_FR"/>
+        </w:rPr>
+      </w:r>
+      <w:r>
+        <w:rPr>
+          <w:b/>
+          <w:lang w:val="fr_FR" w:bidi="fr_FR"/>
+        </w:rPr>
         <w:t>« pour qu'ils croient »</w:t>
       </w:r>
     </w:p>
@@ -11815,6 +13015,21 @@
           <w:b/>
           <w:lang w:val="fr_FR" w:bidi="fr_FR"/>
         </w:rPr>
+        <w:t>εἰς τὸ πιστεῦσαι αὐτοὺς</w:t>
+      </w:r>
+    </w:p>
+    <w:p>
+      <w:pPr/>
+      <w:r>
+        <w:rPr>
+          <w:lang w:val="fr_FR" w:bidi="fr_FR"/>
+        </w:rPr>
+      </w:r>
+      <w:r>
+        <w:rPr>
+          <w:b/>
+          <w:lang w:val="fr_FR" w:bidi="fr_FR"/>
+        </w:rPr>
         <w:t>« pour qu'ils croient »</w:t>
       </w:r>
     </w:p>
@@ -11911,6 +13126,21 @@
           <w:b/>
           <w:lang w:val="fr_FR" w:bidi="fr_FR"/>
         </w:rPr>
+        <w:t>ἵνα</w:t>
+      </w:r>
+    </w:p>
+    <w:p>
+      <w:pPr/>
+      <w:r>
+        <w:rPr>
+          <w:lang w:val="fr_FR" w:bidi="fr_FR"/>
+        </w:rPr>
+      </w:r>
+      <w:r>
+        <w:rPr>
+          <w:b/>
+          <w:lang w:val="fr_FR" w:bidi="fr_FR"/>
+        </w:rPr>
         <w:t>« afin que »</w:t>
       </w:r>
     </w:p>
@@ -12007,6 +13237,21 @@
           <w:b/>
           <w:lang w:val="fr_FR" w:bidi="fr_FR"/>
         </w:rPr>
+        <w:t>κριθῶσιν πάντες</w:t>
+      </w:r>
+    </w:p>
+    <w:p>
+      <w:pPr/>
+      <w:r>
+        <w:rPr>
+          <w:lang w:val="fr_FR" w:bidi="fr_FR"/>
+        </w:rPr>
+      </w:r>
+      <w:r>
+        <w:rPr>
+          <w:b/>
+          <w:lang w:val="fr_FR" w:bidi="fr_FR"/>
+        </w:rPr>
         <w:t>« soient condamnés »</w:t>
       </w:r>
     </w:p>
@@ -12096,6 +13341,21 @@
           <w:b/>
           <w:lang w:val="fr_FR" w:bidi="fr_FR"/>
         </w:rPr>
+        <w:t>οἱ</w:t>
+      </w:r>
+    </w:p>
+    <w:p>
+      <w:pPr/>
+      <w:r>
+        <w:rPr>
+          <w:lang w:val="fr_FR" w:bidi="fr_FR"/>
+        </w:rPr>
+      </w:r>
+      <w:r>
+        <w:rPr>
+          <w:b/>
+          <w:lang w:val="fr_FR" w:bidi="fr_FR"/>
+        </w:rPr>
         <w:t>« tous ceux qui »</w:t>
       </w:r>
     </w:p>
@@ -12408,6 +13668,21 @@
           <w:b/>
           <w:lang w:val="fr_FR" w:bidi="fr_FR"/>
         </w:rPr>
+        <w:t>δὲ</w:t>
+      </w:r>
+    </w:p>
+    <w:p>
+      <w:pPr/>
+      <w:r>
+        <w:rPr>
+          <w:lang w:val="fr_FR" w:bidi="fr_FR"/>
+        </w:rPr>
+      </w:r>
+      <w:r>
+        <w:rPr>
+          <w:b/>
+          <w:lang w:val="fr_FR" w:bidi="fr_FR"/>
+        </w:rPr>
         <w:t xml:space="preserve">« </w:t>
       </w:r>
       <w:r>
@@ -12498,6 +13773,21 @@
           <w:b/>
           <w:lang w:val="fr_FR" w:bidi="fr_FR"/>
         </w:rPr>
+        <w:t>ἡμεῖς &amp; ὀφείλομεν εὐχαριστεῖν &amp; πάντοτε</w:t>
+      </w:r>
+    </w:p>
+    <w:p>
+      <w:pPr/>
+      <w:r>
+        <w:rPr>
+          <w:lang w:val="fr_FR" w:bidi="fr_FR"/>
+        </w:rPr>
+      </w:r>
+      <w:r>
+        <w:rPr>
+          <w:b/>
+          <w:lang w:val="fr_FR" w:bidi="fr_FR"/>
+        </w:rPr>
         <w:t>« nous devons à votre sujet rendre continuellement grâces »</w:t>
       </w:r>
     </w:p>
@@ -12602,6 +13892,21 @@
           <w:b/>
           <w:lang w:val="fr_FR" w:bidi="fr_FR"/>
         </w:rPr>
+        <w:t>ἡμεῖς &amp; ὀφείλομεν</w:t>
+      </w:r>
+    </w:p>
+    <w:p>
+      <w:pPr/>
+      <w:r>
+        <w:rPr>
+          <w:lang w:val="fr_FR" w:bidi="fr_FR"/>
+        </w:rPr>
+      </w:r>
+      <w:r>
+        <w:rPr>
+          <w:b/>
+          <w:lang w:val="fr_FR" w:bidi="fr_FR"/>
+        </w:rPr>
         <w:t>« nous devons »</w:t>
       </w:r>
     </w:p>
@@ -12781,6 +14086,21 @@
           <w:b/>
           <w:lang w:val="fr_FR" w:bidi="fr_FR"/>
         </w:rPr>
+        <w:t>ἀδελφοὶ</w:t>
+      </w:r>
+    </w:p>
+    <w:p>
+      <w:pPr/>
+      <w:r>
+        <w:rPr>
+          <w:lang w:val="fr_FR" w:bidi="fr_FR"/>
+        </w:rPr>
+      </w:r>
+      <w:r>
+        <w:rPr>
+          <w:b/>
+          <w:lang w:val="fr_FR" w:bidi="fr_FR"/>
+        </w:rPr>
         <w:t>« frères » - « bien-aimés » - « choisis »</w:t>
       </w:r>
     </w:p>
@@ -12864,6 +14184,21 @@
           <w:b/>
           <w:lang w:val="fr_FR" w:bidi="fr_FR"/>
         </w:rPr>
+        <w:t>ἀπαρχὴν εἰς σωτηρίαν</w:t>
+      </w:r>
+    </w:p>
+    <w:p>
+      <w:pPr/>
+      <w:r>
+        <w:rPr>
+          <w:lang w:val="fr_FR" w:bidi="fr_FR"/>
+        </w:rPr>
+      </w:r>
+      <w:r>
+        <w:rPr>
+          <w:b/>
+          <w:lang w:val="fr_FR" w:bidi="fr_FR"/>
+        </w:rPr>
         <w:t>« dès le commencement »</w:t>
       </w:r>
     </w:p>
@@ -13108,6 +14443,21 @@
           <w:b/>
           <w:lang w:val="fr_FR" w:bidi="fr_FR"/>
         </w:rPr>
+        <w:t>διὰ τοῦ εὐαγγελίου ἡμῶν</w:t>
+      </w:r>
+    </w:p>
+    <w:p>
+      <w:pPr/>
+      <w:r>
+        <w:rPr>
+          <w:lang w:val="fr_FR" w:bidi="fr_FR"/>
+        </w:rPr>
+      </w:r>
+      <w:r>
+        <w:rPr>
+          <w:b/>
+          <w:lang w:val="fr_FR" w:bidi="fr_FR"/>
+        </w:rPr>
         <w:t>« par notre Évangile »</w:t>
       </w:r>
     </w:p>
@@ -13198,6 +14548,21 @@
           <w:b/>
           <w:lang w:val="fr_FR" w:bidi="fr_FR"/>
         </w:rPr>
+        <w:t>εἰς περιποίησιν δόξης τοῦ Κυρίου ἡμῶν, Ἰησοῦ Χριστοῦ</w:t>
+      </w:r>
+    </w:p>
+    <w:p>
+      <w:pPr/>
+      <w:r>
+        <w:rPr>
+          <w:lang w:val="fr_FR" w:bidi="fr_FR"/>
+        </w:rPr>
+      </w:r>
+      <w:r>
+        <w:rPr>
+          <w:b/>
+          <w:lang w:val="fr_FR" w:bidi="fr_FR"/>
+        </w:rPr>
         <w:t>« pour que vous possédiez la gloire de notre Seigneur »</w:t>
       </w:r>
     </w:p>
@@ -13384,6 +14749,21 @@
           <w:b/>
           <w:lang w:val="fr_FR" w:bidi="fr_FR"/>
         </w:rPr>
+        <w:t>ἄρα οὖν</w:t>
+      </w:r>
+    </w:p>
+    <w:p>
+      <w:pPr/>
+      <w:r>
+        <w:rPr>
+          <w:lang w:val="fr_FR" w:bidi="fr_FR"/>
+        </w:rPr>
+      </w:r>
+      <w:r>
+        <w:rPr>
+          <w:b/>
+          <w:lang w:val="fr_FR" w:bidi="fr_FR"/>
+        </w:rPr>
         <w:t>« Ainsi donc »</w:t>
       </w:r>
     </w:p>
@@ -13480,6 +14860,21 @@
           <w:b/>
           <w:lang w:val="fr_FR" w:bidi="fr_FR"/>
         </w:rPr>
+        <w:t>ἀδελφοί</w:t>
+      </w:r>
+    </w:p>
+    <w:p>
+      <w:pPr/>
+      <w:r>
+        <w:rPr>
+          <w:lang w:val="fr_FR" w:bidi="fr_FR"/>
+        </w:rPr>
+      </w:r>
+      <w:r>
+        <w:rPr>
+          <w:b/>
+          <w:lang w:val="fr_FR" w:bidi="fr_FR"/>
+        </w:rPr>
         <w:t>« frères » - « fermes »</w:t>
       </w:r>
     </w:p>
@@ -13576,6 +14971,21 @@
           <w:b/>
           <w:lang w:val="fr_FR" w:bidi="fr_FR"/>
         </w:rPr>
+        <w:t>στήκετε</w:t>
+      </w:r>
+    </w:p>
+    <w:p>
+      <w:pPr/>
+      <w:r>
+        <w:rPr>
+          <w:lang w:val="fr_FR" w:bidi="fr_FR"/>
+        </w:rPr>
+      </w:r>
+      <w:r>
+        <w:rPr>
+          <w:b/>
+          <w:lang w:val="fr_FR" w:bidi="fr_FR"/>
+        </w:rPr>
         <w:t>« demeurez fermes »</w:t>
       </w:r>
     </w:p>
@@ -13666,6 +15076,21 @@
           <w:b/>
           <w:lang w:val="fr_FR" w:bidi="fr_FR"/>
         </w:rPr>
+        <w:t>κρατεῖτε τὰς παραδόσεις</w:t>
+      </w:r>
+    </w:p>
+    <w:p>
+      <w:pPr/>
+      <w:r>
+        <w:rPr>
+          <w:lang w:val="fr_FR" w:bidi="fr_FR"/>
+        </w:rPr>
+      </w:r>
+      <w:r>
+        <w:rPr>
+          <w:b/>
+          <w:lang w:val="fr_FR" w:bidi="fr_FR"/>
+        </w:rPr>
         <w:t>« retenez les instructions que vous avez reçues »</w:t>
       </w:r>
     </w:p>
@@ -13775,6 +15200,21 @@
           <w:b/>
           <w:lang w:val="fr_FR" w:bidi="fr_FR"/>
         </w:rPr>
+        <w:t>στήκετε καὶ κρατεῖτε</w:t>
+      </w:r>
+    </w:p>
+    <w:p>
+      <w:pPr/>
+      <w:r>
+        <w:rPr>
+          <w:lang w:val="fr_FR" w:bidi="fr_FR"/>
+        </w:rPr>
+      </w:r>
+      <w:r>
+        <w:rPr>
+          <w:b/>
+          <w:lang w:val="fr_FR" w:bidi="fr_FR"/>
+        </w:rPr>
         <w:t>« demeurez fermes, et retenez »</w:t>
       </w:r>
     </w:p>
@@ -13878,6 +15318,21 @@
           <w:b/>
           <w:lang w:val="fr_FR" w:bidi="fr_FR"/>
         </w:rPr>
+        <w:t>ἐδιδάχθητε</w:t>
+      </w:r>
+    </w:p>
+    <w:p>
+      <w:pPr/>
+      <w:r>
+        <w:rPr>
+          <w:lang w:val="fr_FR" w:bidi="fr_FR"/>
+        </w:rPr>
+      </w:r>
+      <w:r>
+        <w:rPr>
+          <w:b/>
+          <w:lang w:val="fr_FR" w:bidi="fr_FR"/>
+        </w:rPr>
         <w:t>« que vous avez reçues »</w:t>
       </w:r>
     </w:p>
@@ -13981,6 +15436,21 @@
           <w:b/>
           <w:lang w:val="fr_FR" w:bidi="fr_FR"/>
         </w:rPr>
+        <w:t>διὰ λόγου</w:t>
+      </w:r>
+    </w:p>
+    <w:p>
+      <w:pPr/>
+      <w:r>
+        <w:rPr>
+          <w:lang w:val="fr_FR" w:bidi="fr_FR"/>
+        </w:rPr>
+      </w:r>
+      <w:r>
+        <w:rPr>
+          <w:b/>
+          <w:lang w:val="fr_FR" w:bidi="fr_FR"/>
+        </w:rPr>
         <w:t>« soit par notre parole »</w:t>
       </w:r>
     </w:p>
@@ -14077,6 +15547,21 @@
           <w:b/>
           <w:lang w:val="fr_FR" w:bidi="fr_FR"/>
         </w:rPr>
+        <w:t>δι’ ἐπιστολῆς ἡμῶν</w:t>
+      </w:r>
+    </w:p>
+    <w:p>
+      <w:pPr/>
+      <w:r>
+        <w:rPr>
+          <w:lang w:val="fr_FR" w:bidi="fr_FR"/>
+        </w:rPr>
+      </w:r>
+      <w:r>
+        <w:rPr>
+          <w:b/>
+          <w:lang w:val="fr_FR" w:bidi="fr_FR"/>
+        </w:rPr>
         <w:t>« soit par notre lettre »</w:t>
       </w:r>
     </w:p>
@@ -14173,6 +15658,21 @@
           <w:b/>
           <w:lang w:val="fr_FR" w:bidi="fr_FR"/>
         </w:rPr>
+        <w:t>δὲ</w:t>
+      </w:r>
+    </w:p>
+    <w:p>
+      <w:pPr/>
+      <w:r>
+        <w:rPr>
+          <w:lang w:val="fr_FR" w:bidi="fr_FR"/>
+        </w:rPr>
+      </w:r>
+      <w:r>
+        <w:rPr>
+          <w:b/>
+          <w:lang w:val="fr_FR" w:bidi="fr_FR"/>
+        </w:rPr>
         <w:t>« - Que »</w:t>
       </w:r>
     </w:p>
@@ -14339,6 +15839,21 @@
           <w:b/>
           <w:lang w:val="fr_FR" w:bidi="fr_FR"/>
         </w:rPr>
+        <w:t>ἡμῶν &amp; ἡμῶν &amp; ἡμᾶς</w:t>
+      </w:r>
+    </w:p>
+    <w:p>
+      <w:pPr/>
+      <w:r>
+        <w:rPr>
+          <w:lang w:val="fr_FR" w:bidi="fr_FR"/>
+        </w:rPr>
+      </w:r>
+      <w:r>
+        <w:rPr>
+          <w:b/>
+          <w:lang w:val="fr_FR" w:bidi="fr_FR"/>
+        </w:rPr>
         <w:t>« notre »</w:t>
       </w:r>
       <w:r>
@@ -14487,6 +16002,21 @@
           <w:b/>
           <w:lang w:val="fr_FR" w:bidi="fr_FR"/>
         </w:rPr>
+        <w:t>αὐτὸς &amp; ὁ Κύριος ἡμῶν, Ἰησοῦς Χριστὸς</w:t>
+      </w:r>
+    </w:p>
+    <w:p>
+      <w:pPr/>
+      <w:r>
+        <w:rPr>
+          <w:lang w:val="fr_FR" w:bidi="fr_FR"/>
+        </w:rPr>
+      </w:r>
+      <w:r>
+        <w:rPr>
+          <w:b/>
+          <w:lang w:val="fr_FR" w:bidi="fr_FR"/>
+        </w:rPr>
         <w:t>« notre Seigneur Jésus-Christ lui-même »</w:t>
       </w:r>
     </w:p>
@@ -14698,6 +16228,21 @@
           <w:b/>
           <w:lang w:val="fr_FR" w:bidi="fr_FR"/>
         </w:rPr>
+        <w:t>ἐν χάριτι</w:t>
+      </w:r>
+    </w:p>
+    <w:p>
+      <w:pPr/>
+      <w:r>
+        <w:rPr>
+          <w:lang w:val="fr_FR" w:bidi="fr_FR"/>
+        </w:rPr>
+      </w:r>
+      <w:r>
+        <w:rPr>
+          <w:b/>
+          <w:lang w:val="fr_FR" w:bidi="fr_FR"/>
+        </w:rPr>
         <w:t>« par sa grâce »</w:t>
       </w:r>
     </w:p>
@@ -14794,6 +16339,21 @@
           <w:b/>
           <w:lang w:val="fr_FR" w:bidi="fr_FR"/>
         </w:rPr>
+        <w:t>παρακαλέσαι ὑμῶν τὰς καρδίας, καὶ στηρίξαι</w:t>
+      </w:r>
+    </w:p>
+    <w:p>
+      <w:pPr/>
+      <w:r>
+        <w:rPr>
+          <w:lang w:val="fr_FR" w:bidi="fr_FR"/>
+        </w:rPr>
+      </w:r>
+      <w:r>
+        <w:rPr>
+          <w:b/>
+          <w:lang w:val="fr_FR" w:bidi="fr_FR"/>
+        </w:rPr>
         <w:t>« consolent vos cœurs, et vous affermissent »</w:t>
       </w:r>
     </w:p>
@@ -14903,6 +16463,21 @@
           <w:b/>
           <w:lang w:val="fr_FR" w:bidi="fr_FR"/>
         </w:rPr>
+        <w:t>ἐν παντὶ ἔργῳ καὶ λόγῳ ἀγαθῷ</w:t>
+      </w:r>
+    </w:p>
+    <w:p>
+      <w:pPr/>
+      <w:r>
+        <w:rPr>
+          <w:lang w:val="fr_FR" w:bidi="fr_FR"/>
+        </w:rPr>
+      </w:r>
+      <w:r>
+        <w:rPr>
+          <w:b/>
+          <w:lang w:val="fr_FR" w:bidi="fr_FR"/>
+        </w:rPr>
         <w:t>« en toute bonne œuvre et en toute bonne parole »</w:t>
       </w:r>
     </w:p>
@@ -15075,6 +16650,21 @@
           <w:b/>
           <w:lang w:val="fr_FR" w:bidi="fr_FR"/>
         </w:rPr>
+        <w:t>τὸ λοιπὸν</w:t>
+      </w:r>
+    </w:p>
+    <w:p>
+      <w:pPr/>
+      <w:r>
+        <w:rPr>
+          <w:lang w:val="fr_FR" w:bidi="fr_FR"/>
+        </w:rPr>
+      </w:r>
+      <w:r>
+        <w:rPr>
+          <w:b/>
+          <w:lang w:val="fr_FR" w:bidi="fr_FR"/>
+        </w:rPr>
         <w:t>« Au reste »</w:t>
       </w:r>
     </w:p>
@@ -15171,6 +16761,21 @@
           <w:b/>
           <w:lang w:val="fr_FR" w:bidi="fr_FR"/>
         </w:rPr>
+        <w:t>ἀδελφοί</w:t>
+      </w:r>
+    </w:p>
+    <w:p>
+      <w:pPr/>
+      <w:r>
+        <w:rPr>
+          <w:lang w:val="fr_FR" w:bidi="fr_FR"/>
+        </w:rPr>
+      </w:r>
+      <w:r>
+        <w:rPr>
+          <w:b/>
+          <w:lang w:val="fr_FR" w:bidi="fr_FR"/>
+        </w:rPr>
         <w:t>« Frères »</w:t>
       </w:r>
     </w:p>
@@ -15273,6 +16878,21 @@
           <w:b/>
           <w:lang w:val="fr_FR" w:bidi="fr_FR"/>
         </w:rPr>
+        <w:t>ἡμῶν</w:t>
+      </w:r>
+    </w:p>
+    <w:p>
+      <w:pPr/>
+      <w:r>
+        <w:rPr>
+          <w:lang w:val="fr_FR" w:bidi="fr_FR"/>
+        </w:rPr>
+      </w:r>
+      <w:r>
+        <w:rPr>
+          <w:b/>
+          <w:lang w:val="fr_FR" w:bidi="fr_FR"/>
+        </w:rPr>
         <w:t>« nous »</w:t>
       </w:r>
     </w:p>
@@ -15375,6 +16995,21 @@
           <w:b/>
           <w:lang w:val="fr_FR" w:bidi="fr_FR"/>
         </w:rPr>
+        <w:t>τρέχῃ</w:t>
+      </w:r>
+    </w:p>
+    <w:p>
+      <w:pPr/>
+      <w:r>
+        <w:rPr>
+          <w:lang w:val="fr_FR" w:bidi="fr_FR"/>
+        </w:rPr>
+      </w:r>
+      <w:r>
+        <w:rPr>
+          <w:b/>
+          <w:lang w:val="fr_FR" w:bidi="fr_FR"/>
+        </w:rPr>
         <w:t>« se répande »</w:t>
       </w:r>
     </w:p>
@@ -15484,6 +17119,21 @@
           <w:b/>
           <w:lang w:val="fr_FR" w:bidi="fr_FR"/>
         </w:rPr>
+        <w:t>καὶ δοξάζηται</w:t>
+      </w:r>
+    </w:p>
+    <w:p>
+      <w:pPr/>
+      <w:r>
+        <w:rPr>
+          <w:lang w:val="fr_FR" w:bidi="fr_FR"/>
+        </w:rPr>
+      </w:r>
+      <w:r>
+        <w:rPr>
+          <w:b/>
+          <w:lang w:val="fr_FR" w:bidi="fr_FR"/>
+        </w:rPr>
         <w:t>« et soit glorifiée »</w:t>
       </w:r>
     </w:p>
@@ -15573,6 +17223,21 @@
           <w:b/>
           <w:lang w:val="fr_FR" w:bidi="fr_FR"/>
         </w:rPr>
+        <w:t>καθὼς καὶ πρὸς ὑμᾶς</w:t>
+      </w:r>
+    </w:p>
+    <w:p>
+      <w:pPr/>
+      <w:r>
+        <w:rPr>
+          <w:lang w:val="fr_FR" w:bidi="fr_FR"/>
+        </w:rPr>
+      </w:r>
+      <w:r>
+        <w:rPr>
+          <w:b/>
+          <w:lang w:val="fr_FR" w:bidi="fr_FR"/>
+        </w:rPr>
         <w:t>« comme elle l’est chez-vous »</w:t>
       </w:r>
     </w:p>
@@ -15778,6 +17443,21 @@
           <w:b/>
           <w:lang w:val="fr_FR" w:bidi="fr_FR"/>
         </w:rPr>
+        <w:t>ἀτόπων καὶ πονηρῶν</w:t>
+      </w:r>
+    </w:p>
+    <w:p>
+      <w:pPr/>
+      <w:r>
+        <w:rPr>
+          <w:lang w:val="fr_FR" w:bidi="fr_FR"/>
+        </w:rPr>
+      </w:r>
+      <w:r>
+        <w:rPr>
+          <w:b/>
+          <w:lang w:val="fr_FR" w:bidi="fr_FR"/>
+        </w:rPr>
         <w:t>« hommes méchants et pervers »</w:t>
       </w:r>
     </w:p>
@@ -15887,6 +17567,21 @@
           <w:b/>
           <w:lang w:val="fr_FR" w:bidi="fr_FR"/>
         </w:rPr>
+        <w:t>οὐ γὰρ πάντων ἡ πίστις</w:t>
+      </w:r>
+    </w:p>
+    <w:p>
+      <w:pPr/>
+      <w:r>
+        <w:rPr>
+          <w:lang w:val="fr_FR" w:bidi="fr_FR"/>
+        </w:rPr>
+      </w:r>
+      <w:r>
+        <w:rPr>
+          <w:b/>
+          <w:lang w:val="fr_FR" w:bidi="fr_FR"/>
+        </w:rPr>
         <w:t>« car tous n'ont pas la foi »</w:t>
       </w:r>
     </w:p>
@@ -15976,6 +17671,21 @@
           <w:b/>
           <w:lang w:val="fr_FR" w:bidi="fr_FR"/>
         </w:rPr>
+        <w:t>ἡ πίστις</w:t>
+      </w:r>
+    </w:p>
+    <w:p>
+      <w:pPr/>
+      <w:r>
+        <w:rPr>
+          <w:lang w:val="fr_FR" w:bidi="fr_FR"/>
+        </w:rPr>
+      </w:r>
+      <w:r>
+        <w:rPr>
+          <w:b/>
+          <w:lang w:val="fr_FR" w:bidi="fr_FR"/>
+        </w:rPr>
         <w:t>« la foi »</w:t>
       </w:r>
     </w:p>
@@ -16072,6 +17782,21 @@
           <w:b/>
           <w:lang w:val="fr_FR" w:bidi="fr_FR"/>
         </w:rPr>
+        <w:t>ὃς στηρίξει</w:t>
+      </w:r>
+    </w:p>
+    <w:p>
+      <w:pPr/>
+      <w:r>
+        <w:rPr>
+          <w:lang w:val="fr_FR" w:bidi="fr_FR"/>
+        </w:rPr>
+      </w:r>
+      <w:r>
+        <w:rPr>
+          <w:b/>
+          <w:lang w:val="fr_FR" w:bidi="fr_FR"/>
+        </w:rPr>
         <w:t>« il vous affermira »</w:t>
       </w:r>
     </w:p>
@@ -16168,6 +17893,21 @@
           <w:b/>
           <w:lang w:val="fr_FR" w:bidi="fr_FR"/>
         </w:rPr>
+        <w:t>τοῦ πονηροῦ</w:t>
+      </w:r>
+    </w:p>
+    <w:p>
+      <w:pPr/>
+      <w:r>
+        <w:rPr>
+          <w:lang w:val="fr_FR" w:bidi="fr_FR"/>
+        </w:rPr>
+      </w:r>
+      <w:r>
+        <w:rPr>
+          <w:b/>
+          <w:lang w:val="fr_FR" w:bidi="fr_FR"/>
+        </w:rPr>
         <w:t>« du malin »</w:t>
       </w:r>
     </w:p>
@@ -16244,6 +17984,21 @@
           <w:b/>
           <w:lang w:val="fr_FR" w:bidi="fr_FR"/>
         </w:rPr>
+        <w:t>πεποίθαμεν δὲ</w:t>
+      </w:r>
+    </w:p>
+    <w:p>
+      <w:pPr/>
+      <w:r>
+        <w:rPr>
+          <w:lang w:val="fr_FR" w:bidi="fr_FR"/>
+        </w:rPr>
+      </w:r>
+      <w:r>
+        <w:rPr>
+          <w:b/>
+          <w:lang w:val="fr_FR" w:bidi="fr_FR"/>
+        </w:rPr>
         <w:t>« Nous avons à votre égard cette confiance »</w:t>
       </w:r>
     </w:p>
@@ -16327,6 +18082,21 @@
           <w:b/>
           <w:lang w:val="fr_FR" w:bidi="fr_FR"/>
         </w:rPr>
+        <w:t>πεποίθαμεν δὲ ἐν Κυρίῳ ἐφ’ ὑμᾶς</w:t>
+      </w:r>
+    </w:p>
+    <w:p>
+      <w:pPr/>
+      <w:r>
+        <w:rPr>
+          <w:lang w:val="fr_FR" w:bidi="fr_FR"/>
+        </w:rPr>
+      </w:r>
+      <w:r>
+        <w:rPr>
+          <w:b/>
+          <w:lang w:val="fr_FR" w:bidi="fr_FR"/>
+        </w:rPr>
         <w:t>« Nous avons à votre égard cette confiance dans le Seigneur »</w:t>
       </w:r>
     </w:p>
@@ -16545,6 +18315,21 @@
           <w:b/>
           <w:lang w:val="fr_FR" w:bidi="fr_FR"/>
         </w:rPr>
+        <w:t>εἰς τὴν ἀγάπην τοῦ Θεοῦ, καὶ εἰς τὴν ὑπομονὴν τοῦ Χριστοῦ</w:t>
+      </w:r>
+    </w:p>
+    <w:p>
+      <w:pPr/>
+      <w:r>
+        <w:rPr>
+          <w:lang w:val="fr_FR" w:bidi="fr_FR"/>
+        </w:rPr>
+      </w:r>
+      <w:r>
+        <w:rPr>
+          <w:b/>
+          <w:lang w:val="fr_FR" w:bidi="fr_FR"/>
+        </w:rPr>
         <w:t>« vers l’amour de Dieu et vers la patience de Christ! »</w:t>
       </w:r>
     </w:p>
@@ -16762,6 +18547,21 @@
         <w:rPr>
           <w:lang w:val="fr_FR" w:bidi="fr_FR"/>
         </w:rPr>
+      </w:r>
+    </w:p>
+    <w:p>
+      <w:pPr/>
+      <w:r>
+        <w:rPr>
+          <w:lang w:val="fr_FR" w:bidi="fr_FR"/>
+        </w:rPr>
+      </w:r>
+      <w:r>
+        <w:rPr>
+          <w:b/>
+          <w:lang w:val="fr_FR" w:bidi="fr_FR"/>
+        </w:rPr>
+        <w:t>εἰς τὴν ὑπομονὴν τοῦ Χριστοῦ</w:t>
       </w:r>
     </w:p>
     <w:p>
@@ -17019,6 +18819,21 @@
           <w:b/>
           <w:lang w:val="fr_FR" w:bidi="fr_FR"/>
         </w:rPr>
+        <w:t>δὲ</w:t>
+      </w:r>
+    </w:p>
+    <w:p>
+      <w:pPr/>
+      <w:r>
+        <w:rPr>
+          <w:lang w:val="fr_FR" w:bidi="fr_FR"/>
+        </w:rPr>
+      </w:r>
+      <w:r>
+        <w:rPr>
+          <w:b/>
+          <w:lang w:val="fr_FR" w:bidi="fr_FR"/>
+        </w:rPr>
         <w:t>« - nous vous recommandons »</w:t>
       </w:r>
     </w:p>
@@ -17102,6 +18917,21 @@
           <w:b/>
           <w:lang w:val="fr_FR" w:bidi="fr_FR"/>
         </w:rPr>
+        <w:t>ἀδελφοί &amp; ἀδελφοῦ</w:t>
+      </w:r>
+    </w:p>
+    <w:p>
+      <w:pPr/>
+      <w:r>
+        <w:rPr>
+          <w:lang w:val="fr_FR" w:bidi="fr_FR"/>
+        </w:rPr>
+      </w:r>
+      <w:r>
+        <w:rPr>
+          <w:b/>
+          <w:lang w:val="fr_FR" w:bidi="fr_FR"/>
+        </w:rPr>
         <w:t>« frères »</w:t>
       </w:r>
       <w:r>
@@ -17224,6 +19054,21 @@
           <w:b/>
           <w:lang w:val="fr_FR" w:bidi="fr_FR"/>
         </w:rPr>
+        <w:t>ἐν ὀνόματι τοῦ Κυρίου ἡμῶν, Ἰησοῦ Χριστοῦ</w:t>
+      </w:r>
+    </w:p>
+    <w:p>
+      <w:pPr/>
+      <w:r>
+        <w:rPr>
+          <w:lang w:val="fr_FR" w:bidi="fr_FR"/>
+        </w:rPr>
+      </w:r>
+      <w:r>
+        <w:rPr>
+          <w:b/>
+          <w:lang w:val="fr_FR" w:bidi="fr_FR"/>
+        </w:rPr>
         <w:t>« au nom de notre Seigneur Jésus-Christ »</w:t>
       </w:r>
     </w:p>
@@ -17333,6 +19178,21 @@
           <w:b/>
           <w:lang w:val="fr_FR" w:bidi="fr_FR"/>
         </w:rPr>
+        <w:t>ἡμῶν</w:t>
+      </w:r>
+    </w:p>
+    <w:p>
+      <w:pPr/>
+      <w:r>
+        <w:rPr>
+          <w:lang w:val="fr_FR" w:bidi="fr_FR"/>
+        </w:rPr>
+      </w:r>
+      <w:r>
+        <w:rPr>
+          <w:b/>
+          <w:lang w:val="fr_FR" w:bidi="fr_FR"/>
+        </w:rPr>
         <w:t>« notre »</w:t>
       </w:r>
     </w:p>
@@ -17429,6 +19289,21 @@
           <w:b/>
           <w:lang w:val="fr_FR" w:bidi="fr_FR"/>
         </w:rPr>
+        <w:t>ἀτάκτως περιπατοῦντος</w:t>
+      </w:r>
+    </w:p>
+    <w:p>
+      <w:pPr/>
+      <w:r>
+        <w:rPr>
+          <w:lang w:val="fr_FR" w:bidi="fr_FR"/>
+        </w:rPr>
+      </w:r>
+      <w:r>
+        <w:rPr>
+          <w:b/>
+          <w:lang w:val="fr_FR" w:bidi="fr_FR"/>
+        </w:rPr>
         <w:t>« qui vit dans le désordre »</w:t>
       </w:r>
     </w:p>
@@ -17545,6 +19420,21 @@
           <w:b/>
           <w:lang w:val="fr_FR" w:bidi="fr_FR"/>
         </w:rPr>
+        <w:t>τὴν παράδοσιν</w:t>
+      </w:r>
+    </w:p>
+    <w:p>
+      <w:pPr/>
+      <w:r>
+        <w:rPr>
+          <w:lang w:val="fr_FR" w:bidi="fr_FR"/>
+        </w:rPr>
+      </w:r>
+      <w:r>
+        <w:rPr>
+          <w:b/>
+          <w:lang w:val="fr_FR" w:bidi="fr_FR"/>
+        </w:rPr>
         <w:t>« les instructions »</w:t>
       </w:r>
     </w:p>
@@ -17621,6 +19511,21 @@
           <w:b/>
           <w:lang w:val="fr_FR" w:bidi="fr_FR"/>
         </w:rPr>
+        <w:t>μιμεῖσθαι ἡμᾶς</w:t>
+      </w:r>
+    </w:p>
+    <w:p>
+      <w:pPr/>
+      <w:r>
+        <w:rPr>
+          <w:lang w:val="fr_FR" w:bidi="fr_FR"/>
+        </w:rPr>
+      </w:r>
+      <w:r>
+        <w:rPr>
+          <w:b/>
+          <w:lang w:val="fr_FR" w:bidi="fr_FR"/>
+        </w:rPr>
         <w:t>« nous imiter »</w:t>
       </w:r>
     </w:p>
@@ -17717,6 +19622,21 @@
           <w:b/>
           <w:lang w:val="fr_FR" w:bidi="fr_FR"/>
         </w:rPr>
+        <w:t>οὐκ ἠτακτήσαμεν ἐν ὑμῖν</w:t>
+      </w:r>
+    </w:p>
+    <w:p>
+      <w:pPr/>
+      <w:r>
+        <w:rPr>
+          <w:lang w:val="fr_FR" w:bidi="fr_FR"/>
+        </w:rPr>
+      </w:r>
+      <w:r>
+        <w:rPr>
+          <w:b/>
+          <w:lang w:val="fr_FR" w:bidi="fr_FR"/>
+        </w:rPr>
         <w:t>« nous n’avons pas vécu parmi vous dans le désordre »</w:t>
       </w:r>
     </w:p>
@@ -17826,6 +19746,21 @@
           <w:b/>
           <w:lang w:val="fr_FR" w:bidi="fr_FR"/>
         </w:rPr>
+        <w:t>ἄρτον</w:t>
+      </w:r>
+    </w:p>
+    <w:p>
+      <w:pPr/>
+      <w:r>
+        <w:rPr>
+          <w:lang w:val="fr_FR" w:bidi="fr_FR"/>
+        </w:rPr>
+      </w:r>
+      <w:r>
+        <w:rPr>
+          <w:b/>
+          <w:lang w:val="fr_FR" w:bidi="fr_FR"/>
+        </w:rPr>
         <w:t>« pain »</w:t>
       </w:r>
     </w:p>
@@ -17935,6 +19870,21 @@
           <w:b/>
           <w:lang w:val="fr_FR" w:bidi="fr_FR"/>
         </w:rPr>
+        <w:t>νυκτὸς καὶ ἡμέρας ἐργαζόμενοι</w:t>
+      </w:r>
+    </w:p>
+    <w:p>
+      <w:pPr/>
+      <w:r>
+        <w:rPr>
+          <w:lang w:val="fr_FR" w:bidi="fr_FR"/>
+        </w:rPr>
+      </w:r>
+      <w:r>
+        <w:rPr>
+          <w:b/>
+          <w:lang w:val="fr_FR" w:bidi="fr_FR"/>
+        </w:rPr>
         <w:t>« nuit et jour »</w:t>
       </w:r>
     </w:p>
@@ -18011,6 +19961,21 @@
           <w:b/>
           <w:lang w:val="fr_FR" w:bidi="fr_FR"/>
         </w:rPr>
+        <w:t>ἐν κόπῳ καὶ μόχθῳ</w:t>
+      </w:r>
+    </w:p>
+    <w:p>
+      <w:pPr/>
+      <w:r>
+        <w:rPr>
+          <w:lang w:val="fr_FR" w:bidi="fr_FR"/>
+        </w:rPr>
+      </w:r>
+      <w:r>
+        <w:rPr>
+          <w:b/>
+          <w:lang w:val="fr_FR" w:bidi="fr_FR"/>
+        </w:rPr>
         <w:t>« dans le travail et dans la peine »</w:t>
       </w:r>
     </w:p>
@@ -18121,6 +20086,21 @@
           <w:b/>
           <w:lang w:val="fr_FR" w:bidi="fr_FR"/>
         </w:rPr>
+        <w:t>οὐχ ὅτι οὐκ ἔχομεν ἐξουσίαν, ἀλλ’</w:t>
+      </w:r>
+    </w:p>
+    <w:p>
+      <w:pPr/>
+      <w:r>
+        <w:rPr>
+          <w:lang w:val="fr_FR" w:bidi="fr_FR"/>
+        </w:rPr>
+      </w:r>
+      <w:r>
+        <w:rPr>
+          <w:b/>
+          <w:lang w:val="fr_FR" w:bidi="fr_FR"/>
+        </w:rPr>
         <w:t>« Ce n’est pas que nous n’en eussions le droit, mais »</w:t>
       </w:r>
     </w:p>
@@ -18504,6 +20484,21 @@
           <w:b/>
           <w:lang w:val="fr_FR" w:bidi="fr_FR"/>
         </w:rPr>
+        <w:t>τινας περιπατοῦντας &amp; ἀτάκτως</w:t>
+      </w:r>
+    </w:p>
+    <w:p>
+      <w:pPr/>
+      <w:r>
+        <w:rPr>
+          <w:lang w:val="fr_FR" w:bidi="fr_FR"/>
+        </w:rPr>
+      </w:r>
+      <w:r>
+        <w:rPr>
+          <w:b/>
+          <w:lang w:val="fr_FR" w:bidi="fr_FR"/>
+        </w:rPr>
         <w:t>« quelques-uns qui vivent dans le désordre »</w:t>
       </w:r>
     </w:p>
@@ -18587,6 +20582,21 @@
           <w:b/>
           <w:lang w:val="fr_FR" w:bidi="fr_FR"/>
         </w:rPr>
+        <w:t>ἀλλὰ περιεργαζομένους</w:t>
+      </w:r>
+    </w:p>
+    <w:p>
+      <w:pPr/>
+      <w:r>
+        <w:rPr>
+          <w:lang w:val="fr_FR" w:bidi="fr_FR"/>
+        </w:rPr>
+      </w:r>
+      <w:r>
+        <w:rPr>
+          <w:b/>
+          <w:lang w:val="fr_FR" w:bidi="fr_FR"/>
+        </w:rPr>
         <w:t>« mais qui s’occupent de futilités »</w:t>
       </w:r>
     </w:p>
@@ -18690,6 +20700,21 @@
           <w:b/>
           <w:lang w:val="fr_FR" w:bidi="fr_FR"/>
         </w:rPr>
+        <w:t>μετὰ ἡσυχίας</w:t>
+      </w:r>
+    </w:p>
+    <w:p>
+      <w:pPr/>
+      <w:r>
+        <w:rPr>
+          <w:lang w:val="fr_FR" w:bidi="fr_FR"/>
+        </w:rPr>
+      </w:r>
+      <w:r>
+        <w:rPr>
+          <w:b/>
+          <w:lang w:val="fr_FR" w:bidi="fr_FR"/>
+        </w:rPr>
         <w:t>« paisiblement »</w:t>
       </w:r>
     </w:p>
@@ -18826,6 +20851,21 @@
           <w:b/>
           <w:lang w:val="fr_FR" w:bidi="fr_FR"/>
         </w:rPr>
+        <w:t>δέ</w:t>
+      </w:r>
+    </w:p>
+    <w:p>
+      <w:pPr/>
+      <w:r>
+        <w:rPr>
+          <w:lang w:val="fr_FR" w:bidi="fr_FR"/>
+        </w:rPr>
+      </w:r>
+      <w:r>
+        <w:rPr>
+          <w:b/>
+          <w:lang w:val="fr_FR" w:bidi="fr_FR"/>
+        </w:rPr>
         <w:t>« Pour vous »</w:t>
       </w:r>
     </w:p>
@@ -18929,6 +20969,21 @@
           <w:b/>
           <w:lang w:val="fr_FR" w:bidi="fr_FR"/>
         </w:rPr>
+        <w:t>ἀδελφοί</w:t>
+      </w:r>
+    </w:p>
+    <w:p>
+      <w:pPr/>
+      <w:r>
+        <w:rPr>
+          <w:lang w:val="fr_FR" w:bidi="fr_FR"/>
+        </w:rPr>
+      </w:r>
+      <w:r>
+        <w:rPr>
+          <w:b/>
+          <w:lang w:val="fr_FR" w:bidi="fr_FR"/>
+        </w:rPr>
         <w:t>« frères »</w:t>
       </w:r>
     </w:p>
@@ -19025,6 +21080,21 @@
           <w:b/>
           <w:lang w:val="fr_FR" w:bidi="fr_FR"/>
         </w:rPr>
+        <w:t>τῷ λόγῳ ἡμῶν</w:t>
+      </w:r>
+    </w:p>
+    <w:p>
+      <w:pPr/>
+      <w:r>
+        <w:rPr>
+          <w:lang w:val="fr_FR" w:bidi="fr_FR"/>
+        </w:rPr>
+      </w:r>
+      <w:r>
+        <w:rPr>
+          <w:b/>
+          <w:lang w:val="fr_FR" w:bidi="fr_FR"/>
+        </w:rPr>
         <w:t>« ce que nous disons »</w:t>
       </w:r>
     </w:p>
@@ -19128,6 +21198,21 @@
           <w:b/>
           <w:lang w:val="fr_FR" w:bidi="fr_FR"/>
         </w:rPr>
+        <w:t>τοῦτον σημειοῦσθε</w:t>
+      </w:r>
+    </w:p>
+    <w:p>
+      <w:pPr/>
+      <w:r>
+        <w:rPr>
+          <w:lang w:val="fr_FR" w:bidi="fr_FR"/>
+        </w:rPr>
+      </w:r>
+      <w:r>
+        <w:rPr>
+          <w:b/>
+          <w:lang w:val="fr_FR" w:bidi="fr_FR"/>
+        </w:rPr>
         <w:t>« notez-le »</w:t>
       </w:r>
     </w:p>
@@ -19211,6 +21296,21 @@
           <w:b/>
           <w:lang w:val="fr_FR" w:bidi="fr_FR"/>
         </w:rPr>
+        <w:t>ἵνα ἐντραπῇ</w:t>
+      </w:r>
+    </w:p>
+    <w:p>
+      <w:pPr/>
+      <w:r>
+        <w:rPr>
+          <w:lang w:val="fr_FR" w:bidi="fr_FR"/>
+        </w:rPr>
+      </w:r>
+      <w:r>
+        <w:rPr>
+          <w:b/>
+          <w:lang w:val="fr_FR" w:bidi="fr_FR"/>
+        </w:rPr>
         <w:t>« afin qu’il éprouve de la honte »</w:t>
       </w:r>
     </w:p>
@@ -19294,6 +21394,21 @@
           <w:b/>
           <w:lang w:val="fr_FR" w:bidi="fr_FR"/>
         </w:rPr>
+        <w:t>ἀδελφόν</w:t>
+      </w:r>
+    </w:p>
+    <w:p>
+      <w:pPr/>
+      <w:r>
+        <w:rPr>
+          <w:lang w:val="fr_FR" w:bidi="fr_FR"/>
+        </w:rPr>
+      </w:r>
+      <w:r>
+        <w:rPr>
+          <w:b/>
+          <w:lang w:val="fr_FR" w:bidi="fr_FR"/>
+        </w:rPr>
         <w:t>« le » - « le » - « un frère »</w:t>
       </w:r>
     </w:p>
@@ -19453,6 +21568,21 @@
           <w:b/>
           <w:lang w:val="fr_FR" w:bidi="fr_FR"/>
         </w:rPr>
+        <w:t>δὲ</w:t>
+      </w:r>
+    </w:p>
+    <w:p>
+      <w:pPr/>
+      <w:r>
+        <w:rPr>
+          <w:lang w:val="fr_FR" w:bidi="fr_FR"/>
+        </w:rPr>
+      </w:r>
+      <w:r>
+        <w:rPr>
+          <w:b/>
+          <w:lang w:val="fr_FR" w:bidi="fr_FR"/>
+        </w:rPr>
         <w:t>« - Que »</w:t>
       </w:r>
     </w:p>
@@ -19790,6 +21920,21 @@
           <w:b/>
           <w:lang w:val="fr_FR" w:bidi="fr_FR"/>
         </w:rPr>
+        <w:t>τῇ ἐμῇ χειρὶ</w:t>
+      </w:r>
+    </w:p>
+    <w:p>
+      <w:pPr/>
+      <w:r>
+        <w:rPr>
+          <w:lang w:val="fr_FR" w:bidi="fr_FR"/>
+        </w:rPr>
+      </w:r>
+      <w:r>
+        <w:rPr>
+          <w:b/>
+          <w:lang w:val="fr_FR" w:bidi="fr_FR"/>
+        </w:rPr>
         <w:t>« de ma propre main »</w:t>
       </w:r>
     </w:p>
@@ -19852,6 +21997,21 @@
         <w:rPr>
           <w:lang w:val="fr_FR" w:bidi="fr_FR"/>
         </w:rPr>
+      </w:r>
+    </w:p>
+    <w:p>
+      <w:pPr/>
+      <w:r>
+        <w:rPr>
+          <w:lang w:val="fr_FR" w:bidi="fr_FR"/>
+        </w:rPr>
+      </w:r>
+      <w:r>
+        <w:rPr>
+          <w:b/>
+          <w:lang w:val="fr_FR" w:bidi="fr_FR"/>
+        </w:rPr>
+        <w:t>οὕτως γράφω</w:t>
       </w:r>
     </w:p>
     <w:p>

--- a/fra/docx/53.content.docx
+++ b/fra/docx/53.content.docx
@@ -315,6 +315,21 @@
           <w:b/>
           <w:lang w:val="fr_FR" w:bidi="fr_FR"/>
         </w:rPr>
+        <w:t>Παῦλος, καὶ Σιλουανὸς, καὶ Τιμόθεος; τῇ ἐκκλησίᾳ</w:t>
+      </w:r>
+    </w:p>
+    <w:p>
+      <w:pPr/>
+      <w:r>
+        <w:rPr>
+          <w:lang w:val="fr_FR" w:bidi="fr_FR"/>
+        </w:rPr>
+      </w:r>
+      <w:r>
+        <w:rPr>
+          <w:b/>
+          <w:lang w:val="fr_FR" w:bidi="fr_FR"/>
+        </w:rPr>
         <w:t>« Paul, Silvain et Timothée, à l'Église »</w:t>
       </w:r>
     </w:p>
@@ -803,6 +818,21 @@
           <w:b/>
           <w:lang w:val="fr_FR" w:bidi="fr_FR"/>
         </w:rPr>
+        <w:t>χάρις ὑμῖν καὶ εἰρήνη ἀπὸ Θεοῦ Πατρὸς καὶ Κυρίου Ἰησοῦ Χριστοῦ</w:t>
+      </w:r>
+    </w:p>
+    <w:p>
+      <w:pPr/>
+      <w:r>
+        <w:rPr>
+          <w:lang w:val="fr_FR" w:bidi="fr_FR"/>
+        </w:rPr>
+      </w:r>
+      <w:r>
+        <w:rPr>
+          <w:b/>
+          <w:lang w:val="fr_FR" w:bidi="fr_FR"/>
+        </w:rPr>
         <w:t>« que la grâce et la paix vous soient données de la part de Dieu notre Père et du Seigneur Jésus-Christ »</w:t>
       </w:r>
     </w:p>
@@ -1066,6 +1096,21 @@
           <w:b/>
           <w:lang w:val="fr_FR" w:bidi="fr_FR"/>
         </w:rPr>
+        <w:t>εὐχαριστεῖν ὀφείλομεν τῷ Θεῷ πάντοτε</w:t>
+      </w:r>
+    </w:p>
+    <w:p>
+      <w:pPr/>
+      <w:r>
+        <w:rPr>
+          <w:lang w:val="fr_FR" w:bidi="fr_FR"/>
+        </w:rPr>
+      </w:r>
+      <w:r>
+        <w:rPr>
+          <w:b/>
+          <w:lang w:val="fr_FR" w:bidi="fr_FR"/>
+        </w:rPr>
         <w:t>« Nous devons à votre sujet, frères, rendre continuellement grâces à Dieu »</w:t>
       </w:r>
     </w:p>
@@ -1162,6 +1207,21 @@
           <w:b/>
           <w:lang w:val="fr_FR" w:bidi="fr_FR"/>
         </w:rPr>
+        <w:t>εὐχαριστεῖν ὀφείλομεν τῷ Θεῷ πάντοτε περὶ ὑμῶν, ἀδελφοί</w:t>
+      </w:r>
+    </w:p>
+    <w:p>
+      <w:pPr/>
+      <w:r>
+        <w:rPr>
+          <w:lang w:val="fr_FR" w:bidi="fr_FR"/>
+        </w:rPr>
+      </w:r>
+      <w:r>
+        <w:rPr>
+          <w:b/>
+          <w:lang w:val="fr_FR" w:bidi="fr_FR"/>
+        </w:rPr>
         <w:t>« Nous devons à votre sujet, frères, rendre continuellement grâces à Dieu »</w:t>
       </w:r>
     </w:p>
@@ -1624,6 +1684,21 @@
           <w:b/>
           <w:lang w:val="fr_FR" w:bidi="fr_FR"/>
         </w:rPr>
+        <w:t>πλεονάζει ἡ ἀγάπη ἑνὸς ἑκάστου, πάντων ὑμῶν, εἰς ἀλλήλους</w:t>
+      </w:r>
+    </w:p>
+    <w:p>
+      <w:pPr/>
+      <w:r>
+        <w:rPr>
+          <w:lang w:val="fr_FR" w:bidi="fr_FR"/>
+        </w:rPr>
+      </w:r>
+      <w:r>
+        <w:rPr>
+          <w:b/>
+          <w:lang w:val="fr_FR" w:bidi="fr_FR"/>
+        </w:rPr>
         <w:t>« la charité de chacun de vous tous à l’égard des autres augmente de plus en plus »</w:t>
       </w:r>
     </w:p>
@@ -2456,6 +2531,21 @@
         <w:rPr>
           <w:lang w:val="fr_FR" w:bidi="fr_FR"/>
         </w:rPr>
+      </w:r>
+    </w:p>
+    <w:p>
+      <w:pPr/>
+      <w:r>
+        <w:rPr>
+          <w:lang w:val="fr_FR" w:bidi="fr_FR"/>
+        </w:rPr>
+      </w:r>
+      <w:r>
+        <w:rPr>
+          <w:b/>
+          <w:lang w:val="fr_FR" w:bidi="fr_FR"/>
+        </w:rPr>
+        <w:t>εἰς τὸ καταξιωθῆναι ὑμᾶς τῆς Βασιλείας τοῦ Θεοῦ</w:t>
       </w:r>
     </w:p>
     <w:p>
@@ -2986,6 +3076,21 @@
           <w:b/>
           <w:lang w:val="fr_FR" w:bidi="fr_FR"/>
         </w:rPr>
+        <w:t>ἀνταποδοῦναι τοῖς θλίβουσιν ὑμᾶς θλῖψιν</w:t>
+      </w:r>
+    </w:p>
+    <w:p>
+      <w:pPr/>
+      <w:r>
+        <w:rPr>
+          <w:lang w:val="fr_FR" w:bidi="fr_FR"/>
+        </w:rPr>
+      </w:r>
+      <w:r>
+        <w:rPr>
+          <w:b/>
+          <w:lang w:val="fr_FR" w:bidi="fr_FR"/>
+        </w:rPr>
         <w:t>« rendre l’affliction à ceux qui vous affligent »</w:t>
       </w:r>
     </w:p>
@@ -3212,6 +3317,21 @@
           <w:b/>
           <w:lang w:val="fr_FR" w:bidi="fr_FR"/>
         </w:rPr>
+        <w:t>καὶ ὑμῖν τοῖς θλιβομένοις, ἄνεσιν μεθ’ ἡμῶν</w:t>
+      </w:r>
+    </w:p>
+    <w:p>
+      <w:pPr/>
+      <w:r>
+        <w:rPr>
+          <w:lang w:val="fr_FR" w:bidi="fr_FR"/>
+        </w:rPr>
+      </w:r>
+      <w:r>
+        <w:rPr>
+          <w:b/>
+          <w:lang w:val="fr_FR" w:bidi="fr_FR"/>
+        </w:rPr>
         <w:t>« et de vous donner, à vous qui êtes affligés, du repos avec nous »</w:t>
       </w:r>
     </w:p>
@@ -4594,6 +4714,21 @@
           <w:b/>
           <w:lang w:val="fr_FR" w:bidi="fr_FR"/>
         </w:rPr>
+        <w:t>ἀπὸ προσώπου τοῦ Κυρίου</w:t>
+      </w:r>
+    </w:p>
+    <w:p>
+      <w:pPr/>
+      <w:r>
+        <w:rPr>
+          <w:lang w:val="fr_FR" w:bidi="fr_FR"/>
+        </w:rPr>
+      </w:r>
+      <w:r>
+        <w:rPr>
+          <w:b/>
+          <w:lang w:val="fr_FR" w:bidi="fr_FR"/>
+        </w:rPr>
         <w:t>« loin de la face du Seigneur »</w:t>
       </w:r>
     </w:p>
@@ -5390,6 +5525,21 @@
           <w:b/>
           <w:lang w:val="fr_FR" w:bidi="fr_FR"/>
         </w:rPr>
+        <w:t>ἐνδοξασθῆναι ἐν τοῖς ἁγίοις αὐτοῦ, καὶ θαυμασθῆναι ἐν πᾶσιν τοῖς πιστεύσασιν</w:t>
+      </w:r>
+    </w:p>
+    <w:p>
+      <w:pPr/>
+      <w:r>
+        <w:rPr>
+          <w:lang w:val="fr_FR" w:bidi="fr_FR"/>
+        </w:rPr>
+      </w:r>
+      <w:r>
+        <w:rPr>
+          <w:b/>
+          <w:lang w:val="fr_FR" w:bidi="fr_FR"/>
+        </w:rPr>
         <w:t>« glorifié dans ses saints et admiré dans tous ceux qui auront cru »</w:t>
       </w:r>
     </w:p>
@@ -5465,6 +5615,21 @@
         <w:rPr>
           <w:lang w:val="fr_FR" w:bidi="fr_FR"/>
         </w:rPr>
+      </w:r>
+    </w:p>
+    <w:p>
+      <w:pPr/>
+      <w:r>
+        <w:rPr>
+          <w:lang w:val="fr_FR" w:bidi="fr_FR"/>
+        </w:rPr>
+      </w:r>
+      <w:r>
+        <w:rPr>
+          <w:b/>
+          <w:lang w:val="fr_FR" w:bidi="fr_FR"/>
+        </w:rPr>
+        <w:t>ἐνδοξασθῆναι ἐν τοῖς ἁγίοις αὐτοῦ, καὶ θαυμασθῆναι ἐν πᾶσιν τοῖς πιστεύσασιν</w:t>
       </w:r>
     </w:p>
     <w:p>
@@ -7659,6 +7824,21 @@
           <w:b/>
           <w:lang w:val="fr_FR" w:bidi="fr_FR"/>
         </w:rPr>
+        <w:t>ὑπὲρ τῆς παρουσίας τοῦ Κυρίου ἡμῶν, Ἰησοῦ Χριστοῦ, καὶ ἡμῶν ἐπισυναγωγῆς ἐπ’ αὐτόν</w:t>
+      </w:r>
+    </w:p>
+    <w:p>
+      <w:pPr/>
+      <w:r>
+        <w:rPr>
+          <w:lang w:val="fr_FR" w:bidi="fr_FR"/>
+        </w:rPr>
+      </w:r>
+      <w:r>
+        <w:rPr>
+          <w:b/>
+          <w:lang w:val="fr_FR" w:bidi="fr_FR"/>
+        </w:rPr>
         <w:t>« Pour ce qui concerne l’avènement de notre Seigneur Jésus-Christ et notre réunion avec lui »</w:t>
       </w:r>
     </w:p>
@@ -7768,6 +7948,21 @@
           <w:b/>
           <w:lang w:val="fr_FR" w:bidi="fr_FR"/>
         </w:rPr>
+        <w:t>ὑπὲρ τῆς παρουσίας τοῦ Κυρίου ἡμῶν, Ἰησοῦ Χριστοῦ, καὶ ἡμῶν ἐπισυναγωγῆς ἐπ’ αὐτόν</w:t>
+      </w:r>
+    </w:p>
+    <w:p>
+      <w:pPr/>
+      <w:r>
+        <w:rPr>
+          <w:lang w:val="fr_FR" w:bidi="fr_FR"/>
+        </w:rPr>
+      </w:r>
+      <w:r>
+        <w:rPr>
+          <w:b/>
+          <w:lang w:val="fr_FR" w:bidi="fr_FR"/>
+        </w:rPr>
         <w:t>« Pour ce qui concerne l’avènement de notre Seigneur Jésus-Christ et notre réunion avec lui »</w:t>
       </w:r>
     </w:p>
@@ -7851,6 +8046,21 @@
           <w:b/>
           <w:lang w:val="fr_FR" w:bidi="fr_FR"/>
         </w:rPr>
+        <w:t>ἡ ἡμέρα τοῦ Κυρίου</w:t>
+      </w:r>
+    </w:p>
+    <w:p>
+      <w:pPr/>
+      <w:r>
+        <w:rPr>
+          <w:lang w:val="fr_FR" w:bidi="fr_FR"/>
+        </w:rPr>
+      </w:r>
+      <w:r>
+        <w:rPr>
+          <w:b/>
+          <w:lang w:val="fr_FR" w:bidi="fr_FR"/>
+        </w:rPr>
         <w:t>« le jour du Seigneur »</w:t>
       </w:r>
     </w:p>
@@ -7921,6 +8131,21 @@
           <w:b/>
           <w:lang w:val="fr_FR" w:bidi="fr_FR"/>
         </w:rPr>
+        <w:t>εἰς τὸ μὴ ταχέως σαλευθῆναι ὑμᾶς ἀπὸ τοῦ νοὸς</w:t>
+      </w:r>
+    </w:p>
+    <w:p>
+      <w:pPr/>
+      <w:r>
+        <w:rPr>
+          <w:lang w:val="fr_FR" w:bidi="fr_FR"/>
+        </w:rPr>
+      </w:r>
+      <w:r>
+        <w:rPr>
+          <w:b/>
+          <w:lang w:val="fr_FR" w:bidi="fr_FR"/>
+        </w:rPr>
         <w:t>« de ne pas vous laisser facilement ébranler dans votre bon sens »</w:t>
       </w:r>
     </w:p>
@@ -8141,6 +8366,21 @@
           <w:b/>
           <w:lang w:val="fr_FR" w:bidi="fr_FR"/>
         </w:rPr>
+        <w:t>μήτε διὰ πνεύματος, μήτε διὰ λόγου, μήτε δι’ ἐπιστολῆς, ὡς δι’ ἡμῶν</w:t>
+      </w:r>
+    </w:p>
+    <w:p>
+      <w:pPr/>
+      <w:r>
+        <w:rPr>
+          <w:lang w:val="fr_FR" w:bidi="fr_FR"/>
+        </w:rPr>
+      </w:r>
+      <w:r>
+        <w:rPr>
+          <w:b/>
+          <w:lang w:val="fr_FR" w:bidi="fr_FR"/>
+        </w:rPr>
         <w:t>« soit par quelque inspiration, soit par quelque parole, ou par quelque lettre qu’on dirait venir de nous »</w:t>
       </w:r>
     </w:p>
@@ -8514,6 +8754,21 @@
           <w:b/>
           <w:lang w:val="fr_FR" w:bidi="fr_FR"/>
         </w:rPr>
+        <w:t>μή τις ὑμᾶς ἐξαπατήσῃ κατὰ μηδένα τρόπον</w:t>
+      </w:r>
+    </w:p>
+    <w:p>
+      <w:pPr/>
+      <w:r>
+        <w:rPr>
+          <w:lang w:val="fr_FR" w:bidi="fr_FR"/>
+        </w:rPr>
+      </w:r>
+      <w:r>
+        <w:rPr>
+          <w:b/>
+          <w:lang w:val="fr_FR" w:bidi="fr_FR"/>
+        </w:rPr>
         <w:t>« Que personne ne vous séduise d’aucune manière »</w:t>
       </w:r>
     </w:p>
@@ -9218,6 +9473,21 @@
           <w:b/>
           <w:lang w:val="fr_FR" w:bidi="fr_FR"/>
         </w:rPr>
+        <w:t>πάντα λεγόμενον θεὸν ἢ σέβασμα</w:t>
+      </w:r>
+    </w:p>
+    <w:p>
+      <w:pPr/>
+      <w:r>
+        <w:rPr>
+          <w:lang w:val="fr_FR" w:bidi="fr_FR"/>
+        </w:rPr>
+      </w:r>
+      <w:r>
+        <w:rPr>
+          <w:b/>
+          <w:lang w:val="fr_FR" w:bidi="fr_FR"/>
+        </w:rPr>
         <w:t>« tout ce qu’on appelle Dieu ou de ce qu’on adore »</w:t>
       </w:r>
     </w:p>
@@ -9491,6 +9761,21 @@
           <w:b/>
           <w:lang w:val="fr_FR" w:bidi="fr_FR"/>
         </w:rPr>
+        <w:t>οὐ μνημονεύετε ὅτι, ἔτι ὢν πρὸς ὑμᾶς, ταῦτα ἔλεγον ὑμῖν</w:t>
+      </w:r>
+    </w:p>
+    <w:p>
+      <w:pPr/>
+      <w:r>
+        <w:rPr>
+          <w:lang w:val="fr_FR" w:bidi="fr_FR"/>
+        </w:rPr>
+      </w:r>
+      <w:r>
+        <w:rPr>
+          <w:b/>
+          <w:lang w:val="fr_FR" w:bidi="fr_FR"/>
+        </w:rPr>
         <w:t>« Ne vous souvenez-vous pas que je vous disais ces choses, lorsque j’étais encore chez vous ? »</w:t>
       </w:r>
     </w:p>
@@ -10056,6 +10341,21 @@
           <w:b/>
           <w:lang w:val="fr_FR" w:bidi="fr_FR"/>
         </w:rPr>
+        <w:t>ὁ κατέχων</w:t>
+      </w:r>
+    </w:p>
+    <w:p>
+      <w:pPr/>
+      <w:r>
+        <w:rPr>
+          <w:lang w:val="fr_FR" w:bidi="fr_FR"/>
+        </w:rPr>
+      </w:r>
+      <w:r>
+        <w:rPr>
+          <w:b/>
+          <w:lang w:val="fr_FR" w:bidi="fr_FR"/>
+        </w:rPr>
         <w:t>« celui qui le retient »</w:t>
       </w:r>
     </w:p>
@@ -10647,6 +10947,21 @@
           <w:b/>
           <w:lang w:val="fr_FR" w:bidi="fr_FR"/>
         </w:rPr>
+        <w:t>ἀνελεῖ τῷ πνεύματι τοῦ στόματος αὐτοῦ, καὶ καταργήσει τῇ ἐπιφανείᾳ τῆς παρουσίας αὐτοῦ</w:t>
+      </w:r>
+    </w:p>
+    <w:p>
+      <w:pPr/>
+      <w:r>
+        <w:rPr>
+          <w:lang w:val="fr_FR" w:bidi="fr_FR"/>
+        </w:rPr>
+      </w:r>
+      <w:r>
+        <w:rPr>
+          <w:b/>
+          <w:lang w:val="fr_FR" w:bidi="fr_FR"/>
+        </w:rPr>
         <w:t>« que le Seigneur Jésus détruira par le souffle de sa bouche, et qu’il anéantira par l’éclat de son avènement »</w:t>
       </w:r>
     </w:p>
@@ -10782,6 +11097,21 @@
           <w:b/>
           <w:lang w:val="fr_FR" w:bidi="fr_FR"/>
         </w:rPr>
+        <w:t>καὶ τότε ἀποκαλυφθήσεται ὁ ἄνομος</w:t>
+      </w:r>
+    </w:p>
+    <w:p>
+      <w:pPr/>
+      <w:r>
+        <w:rPr>
+          <w:lang w:val="fr_FR" w:bidi="fr_FR"/>
+        </w:rPr>
+      </w:r>
+      <w:r>
+        <w:rPr>
+          <w:b/>
+          <w:lang w:val="fr_FR" w:bidi="fr_FR"/>
+        </w:rPr>
         <w:t>« Et alors paraîtra l’impie »</w:t>
       </w:r>
     </w:p>
@@ -10884,6 +11214,21 @@
         <w:rPr>
           <w:lang w:val="fr_FR" w:bidi="fr_FR"/>
         </w:rPr>
+      </w:r>
+    </w:p>
+    <w:p>
+      <w:pPr/>
+      <w:r>
+        <w:rPr>
+          <w:lang w:val="fr_FR" w:bidi="fr_FR"/>
+        </w:rPr>
+      </w:r>
+      <w:r>
+        <w:rPr>
+          <w:b/>
+          <w:lang w:val="fr_FR" w:bidi="fr_FR"/>
+        </w:rPr>
+        <w:t>οὗ ἐστιν ἡ παρουσία, κατ’ ἐνέργειαν τοῦ Σατανᾶ</w:t>
       </w:r>
     </w:p>
     <w:p>
@@ -12426,6 +12771,21 @@
           <w:b/>
           <w:lang w:val="fr_FR" w:bidi="fr_FR"/>
         </w:rPr>
+        <w:t>ἐν πάσῃ ἀπάτῃ ἀδικίας, τοῖς ἀπολλυμένοις</w:t>
+      </w:r>
+    </w:p>
+    <w:p>
+      <w:pPr/>
+      <w:r>
+        <w:rPr>
+          <w:lang w:val="fr_FR" w:bidi="fr_FR"/>
+        </w:rPr>
+      </w:r>
+      <w:r>
+        <w:rPr>
+          <w:b/>
+          <w:lang w:val="fr_FR" w:bidi="fr_FR"/>
+        </w:rPr>
         <w:t>« avec toutes les séductions de l’iniquité pour ceux qui périssent »</w:t>
       </w:r>
     </w:p>
@@ -12658,6 +13018,21 @@
           <w:b/>
           <w:lang w:val="fr_FR" w:bidi="fr_FR"/>
         </w:rPr>
+        <w:t>πέμπει αὐτοῖς ὁ Θεὸς ἐνέργειαν πλάνης, εἰς τὸ πιστεῦσαι αὐτοὺς τῷ ψεύδει</w:t>
+      </w:r>
+    </w:p>
+    <w:p>
+      <w:pPr/>
+      <w:r>
+        <w:rPr>
+          <w:lang w:val="fr_FR" w:bidi="fr_FR"/>
+        </w:rPr>
+      </w:r>
+      <w:r>
+        <w:rPr>
+          <w:b/>
+          <w:lang w:val="fr_FR" w:bidi="fr_FR"/>
+        </w:rPr>
         <w:t>« Aussi Dieu leur envoie une puissance d’égarement, pour qu’ils croient au mensonge »</w:t>
       </w:r>
     </w:p>
@@ -13483,6 +13858,21 @@
           <w:b/>
           <w:lang w:val="fr_FR" w:bidi="fr_FR"/>
         </w:rPr>
+        <w:t>οἱ μὴ πιστεύσαντες τῇ ἀληθείᾳ, ἀλλὰ εὐδοκήσαντες τῇ ἀδικίᾳ</w:t>
+      </w:r>
+    </w:p>
+    <w:p>
+      <w:pPr/>
+      <w:r>
+        <w:rPr>
+          <w:lang w:val="fr_FR" w:bidi="fr_FR"/>
+        </w:rPr>
+      </w:r>
+      <w:r>
+        <w:rPr>
+          <w:b/>
+          <w:lang w:val="fr_FR" w:bidi="fr_FR"/>
+        </w:rPr>
         <w:t>« ceux qui n'ont pas cru à la vérité, mais qui ont pris plaisir à l'injustice »</w:t>
       </w:r>
     </w:p>
@@ -14003,6 +14393,21 @@
           <w:b/>
           <w:lang w:val="fr_FR" w:bidi="fr_FR"/>
         </w:rPr>
+        <w:t>ἀδελφοὶ ἠγαπημένοι ὑπὸ Κυρίου</w:t>
+      </w:r>
+    </w:p>
+    <w:p>
+      <w:pPr/>
+      <w:r>
+        <w:rPr>
+          <w:lang w:val="fr_FR" w:bidi="fr_FR"/>
+        </w:rPr>
+      </w:r>
+      <w:r>
+        <w:rPr>
+          <w:b/>
+          <w:lang w:val="fr_FR" w:bidi="fr_FR"/>
+        </w:rPr>
         <w:t>« frères bien-aimés du Seigneur »</w:t>
       </w:r>
     </w:p>
@@ -14308,6 +14713,21 @@
           <w:b/>
           <w:lang w:val="fr_FR" w:bidi="fr_FR"/>
         </w:rPr>
+        <w:t>ἀπαρχὴν εἰς σωτηρίαν ἐν ἁγιασμῷ Πνεύματος καὶ πίστει ἀληθείας</w:t>
+      </w:r>
+    </w:p>
+    <w:p>
+      <w:pPr/>
+      <w:r>
+        <w:rPr>
+          <w:lang w:val="fr_FR" w:bidi="fr_FR"/>
+        </w:rPr>
+      </w:r>
+      <w:r>
+        <w:rPr>
+          <w:b/>
+          <w:lang w:val="fr_FR" w:bidi="fr_FR"/>
+        </w:rPr>
         <w:t>« dès le commencement pour le salut, par la sanctification de l’Esprit et par la foi en la vérité »</w:t>
       </w:r>
     </w:p>
@@ -14653,6 +15073,21 @@
           <w:b/>
           <w:lang w:val="fr_FR" w:bidi="fr_FR"/>
         </w:rPr>
+        <w:t>εἰς περιποίησιν δόξης τοῦ Κυρίου ἡμῶν</w:t>
+      </w:r>
+    </w:p>
+    <w:p>
+      <w:pPr/>
+      <w:r>
+        <w:rPr>
+          <w:lang w:val="fr_FR" w:bidi="fr_FR"/>
+        </w:rPr>
+      </w:r>
+      <w:r>
+        <w:rPr>
+          <w:b/>
+          <w:lang w:val="fr_FR" w:bidi="fr_FR"/>
+        </w:rPr>
         <w:t>« gloire »</w:t>
       </w:r>
     </w:p>
@@ -15756,6 +16191,21 @@
           <w:b/>
           <w:lang w:val="fr_FR" w:bidi="fr_FR"/>
         </w:rPr>
+        <w:t>αὐτὸς δὲ ὁ Κύριος ἡμῶν, Ἰησοῦς Χριστὸς, καὶ ὁ Θεὸς ὁ Πατὴρ ἡμῶν</w:t>
+      </w:r>
+    </w:p>
+    <w:p>
+      <w:pPr/>
+      <w:r>
+        <w:rPr>
+          <w:lang w:val="fr_FR" w:bidi="fr_FR"/>
+        </w:rPr>
+      </w:r>
+      <w:r>
+        <w:rPr>
+          <w:b/>
+          <w:lang w:val="fr_FR" w:bidi="fr_FR"/>
+        </w:rPr>
         <w:t>« Que notre Seigneur Jésus-Christ lui-même, et Dieu notre Père »</w:t>
       </w:r>
     </w:p>
@@ -16113,6 +16563,21 @@
           <w:b/>
           <w:lang w:val="fr_FR" w:bidi="fr_FR"/>
         </w:rPr>
+        <w:t>δοὺς παράκλησιν αἰωνίαν, καὶ ἐλπίδα ἀγαθὴν</w:t>
+      </w:r>
+    </w:p>
+    <w:p>
+      <w:pPr/>
+      <w:r>
+        <w:rPr>
+          <w:lang w:val="fr_FR" w:bidi="fr_FR"/>
+        </w:rPr>
+      </w:r>
+      <w:r>
+        <w:rPr>
+          <w:b/>
+          <w:lang w:val="fr_FR" w:bidi="fr_FR"/>
+        </w:rPr>
         <w:t>« nous a donné par sa grâce une consolation éternelle et une bonne espérance »</w:t>
       </w:r>
     </w:p>
@@ -17354,6 +17819,21 @@
           <w:b/>
           <w:lang w:val="fr_FR" w:bidi="fr_FR"/>
         </w:rPr>
+        <w:t>ῥυσθῶμεν</w:t>
+      </w:r>
+    </w:p>
+    <w:p>
+      <w:pPr/>
+      <w:r>
+        <w:rPr>
+          <w:lang w:val="fr_FR" w:bidi="fr_FR"/>
+        </w:rPr>
+      </w:r>
+      <w:r>
+        <w:rPr>
+          <w:b/>
+          <w:lang w:val="fr_FR" w:bidi="fr_FR"/>
+        </w:rPr>
         <w:t>« afin que nous soyons délivrés »</w:t>
       </w:r>
     </w:p>
@@ -18219,6 +18699,21 @@
           <w:b/>
           <w:lang w:val="fr_FR" w:bidi="fr_FR"/>
         </w:rPr>
+        <w:t>ὁ &amp; Κύριος κατευθύναι ὑμῶν τὰς καρδίας εἰς τὴν ἀγάπην τοῦ Θεοῦ, καὶ εἰς τὴν ὑπομονὴν τοῦ Χριστοῦ</w:t>
+      </w:r>
+    </w:p>
+    <w:p>
+      <w:pPr/>
+      <w:r>
+        <w:rPr>
+          <w:lang w:val="fr_FR" w:bidi="fr_FR"/>
+        </w:rPr>
+      </w:r>
+      <w:r>
+        <w:rPr>
+          <w:b/>
+          <w:lang w:val="fr_FR" w:bidi="fr_FR"/>
+        </w:rPr>
         <w:t>« Que le Seigneur dirige vos cœurs vers l’amour de Dieu et vers la patience de Christ ! »</w:t>
       </w:r>
     </w:p>
@@ -18451,6 +18946,21 @@
         <w:rPr>
           <w:lang w:val="fr_FR" w:bidi="fr_FR"/>
         </w:rPr>
+      </w:r>
+    </w:p>
+    <w:p>
+      <w:pPr/>
+      <w:r>
+        <w:rPr>
+          <w:lang w:val="fr_FR" w:bidi="fr_FR"/>
+        </w:rPr>
+      </w:r>
+      <w:r>
+        <w:rPr>
+          <w:b/>
+          <w:lang w:val="fr_FR" w:bidi="fr_FR"/>
+        </w:rPr>
+        <w:t>εἰς τὴν ἀγάπην τοῦ Θεοῦ, καὶ εἰς τὴν ὑπομονὴν τοῦ Χριστοῦ</w:t>
       </w:r>
     </w:p>
     <w:p>
@@ -20223,6 +20733,21 @@
           <w:b/>
           <w:lang w:val="fr_FR" w:bidi="fr_FR"/>
         </w:rPr>
+        <w:t>ἑαυτοὺς τύπον δῶμεν ὑμῖν</w:t>
+      </w:r>
+    </w:p>
+    <w:p>
+      <w:pPr/>
+      <w:r>
+        <w:rPr>
+          <w:lang w:val="fr_FR" w:bidi="fr_FR"/>
+        </w:rPr>
+      </w:r>
+      <w:r>
+        <w:rPr>
+          <w:b/>
+          <w:lang w:val="fr_FR" w:bidi="fr_FR"/>
+        </w:rPr>
         <w:t>« nous avons voulu vous donner en nous-mêmes un modèle »</w:t>
       </w:r>
     </w:p>
@@ -20325,6 +20850,21 @@
           <w:b/>
           <w:lang w:val="fr_FR" w:bidi="fr_FR"/>
         </w:rPr>
+        <w:t>εἰς τὸ μιμεῖσθαι</w:t>
+      </w:r>
+    </w:p>
+    <w:p>
+      <w:pPr/>
+      <w:r>
+        <w:rPr>
+          <w:lang w:val="fr_FR" w:bidi="fr_FR"/>
+        </w:rPr>
+      </w:r>
+      <w:r>
+        <w:rPr>
+          <w:b/>
+          <w:lang w:val="fr_FR" w:bidi="fr_FR"/>
+        </w:rPr>
         <w:t>« imiter »</w:t>
       </w:r>
     </w:p>
@@ -20401,6 +20941,21 @@
           <w:b/>
           <w:lang w:val="fr_FR" w:bidi="fr_FR"/>
         </w:rPr>
+        <w:t>εἴ τις οὐ θέλει ἐργάζεσθαι, μηδὲ ἐσθιέτω</w:t>
+      </w:r>
+    </w:p>
+    <w:p>
+      <w:pPr/>
+      <w:r>
+        <w:rPr>
+          <w:lang w:val="fr_FR" w:bidi="fr_FR"/>
+        </w:rPr>
+      </w:r>
+      <w:r>
+        <w:rPr>
+          <w:b/>
+          <w:lang w:val="fr_FR" w:bidi="fr_FR"/>
+        </w:rPr>
         <w:t>« Si quelqu’un ne veut pas travailler, qu’il ne mange pas non plus »</w:t>
       </w:r>
     </w:p>
@@ -21678,6 +22233,21 @@
           <w:b/>
           <w:lang w:val="fr_FR" w:bidi="fr_FR"/>
         </w:rPr>
+        <w:t>αὐτὸς &amp; ὁ Κύριος τῆς εἰρήνης, δῴη ὑμῖν</w:t>
+      </w:r>
+    </w:p>
+    <w:p>
+      <w:pPr/>
+      <w:r>
+        <w:rPr>
+          <w:lang w:val="fr_FR" w:bidi="fr_FR"/>
+        </w:rPr>
+      </w:r>
+      <w:r>
+        <w:rPr>
+          <w:b/>
+          <w:lang w:val="fr_FR" w:bidi="fr_FR"/>
+        </w:rPr>
         <w:t>« Que le Seigneur de la paix vous donne lui-même »</w:t>
       </w:r>
     </w:p>
@@ -21761,6 +22331,21 @@
           <w:b/>
           <w:lang w:val="fr_FR" w:bidi="fr_FR"/>
         </w:rPr>
+        <w:t>αὐτὸς &amp; ὁ Κύριος τῆς εἰρήνης</w:t>
+      </w:r>
+    </w:p>
+    <w:p>
+      <w:pPr/>
+      <w:r>
+        <w:rPr>
+          <w:lang w:val="fr_FR" w:bidi="fr_FR"/>
+        </w:rPr>
+      </w:r>
+      <w:r>
+        <w:rPr>
+          <w:b/>
+          <w:lang w:val="fr_FR" w:bidi="fr_FR"/>
+        </w:rPr>
         <w:t>« lui-même »</w:t>
       </w:r>
     </w:p>
@@ -21857,6 +22442,21 @@
           <w:b/>
           <w:lang w:val="fr_FR" w:bidi="fr_FR"/>
         </w:rPr>
+        <w:t>ὁ ἀσπασμὸς τῇ ἐμῇ χειρὶ, Παύλου, ὅ ἐστιν σημεῖον ἐν πάσῃ ἐπιστολῇ, οὕτως γράφω</w:t>
+      </w:r>
+    </w:p>
+    <w:p>
+      <w:pPr/>
+      <w:r>
+        <w:rPr>
+          <w:lang w:val="fr_FR" w:bidi="fr_FR"/>
+        </w:rPr>
+      </w:r>
+      <w:r>
+        <w:rPr>
+          <w:b/>
+          <w:lang w:val="fr_FR" w:bidi="fr_FR"/>
+        </w:rPr>
         <w:t>« Je vous salue, moi Paul, de ma propre main. C’est là ma signature dans toutes mes lettres ; c’est ainsi que j’écris. »</w:t>
       </w:r>
     </w:p>
@@ -22095,6 +22695,21 @@
         <w:rPr>
           <w:lang w:val="fr_FR" w:bidi="fr_FR"/>
         </w:rPr>
+      </w:r>
+    </w:p>
+    <w:p>
+      <w:pPr/>
+      <w:r>
+        <w:rPr>
+          <w:lang w:val="fr_FR" w:bidi="fr_FR"/>
+        </w:rPr>
+      </w:r>
+      <w:r>
+        <w:rPr>
+          <w:b/>
+          <w:lang w:val="fr_FR" w:bidi="fr_FR"/>
+        </w:rPr>
+        <w:t>ἡ χάρις τοῦ Κυρίου ἡμῶν, Ἰησοῦ Χριστοῦ, μετὰ πάντων ὑμῶν</w:t>
       </w:r>
     </w:p>
     <w:p>
